--- a/papers/Tables_31Oct2025.docx
+++ b/papers/Tables_31Oct2025.docx
@@ -831,7 +831,24 @@
                 <w:sz w:val="18"/>
                 <w:szCs w:val="18"/>
               </w:rPr>
-              <w:t>70 (49.8 - 82.5)</w:t>
+              <w:t>70</w:t>
+            </w:r>
+            <w:r>
+              <w:rPr>
+                <w:rFonts w:asciiTheme="minorHAnsi" w:hAnsiTheme="minorHAnsi"/>
+                <w:sz w:val="18"/>
+                <w:szCs w:val="18"/>
+              </w:rPr>
+              <w:t>%</w:t>
+            </w:r>
+            <w:r>
+              <w:rPr>
+                <w:rFonts w:ascii="Aptos" w:hAnsi="Aptos"/>
+                <w:color w:val="000000"/>
+                <w:sz w:val="18"/>
+                <w:szCs w:val="18"/>
+              </w:rPr>
+              <w:t xml:space="preserve"> (49.8 - 82.5)</w:t>
             </w:r>
           </w:p>
         </w:tc>
@@ -1157,7 +1174,24 @@
                 <w:sz w:val="18"/>
                 <w:szCs w:val="18"/>
               </w:rPr>
-              <w:t>22.8 (3 - 48.4)</w:t>
+              <w:t>22.8</w:t>
+            </w:r>
+            <w:r>
+              <w:rPr>
+                <w:rFonts w:asciiTheme="minorHAnsi" w:hAnsiTheme="minorHAnsi"/>
+                <w:sz w:val="18"/>
+                <w:szCs w:val="18"/>
+              </w:rPr>
+              <w:t>%</w:t>
+            </w:r>
+            <w:r>
+              <w:rPr>
+                <w:rFonts w:ascii="Aptos" w:hAnsi="Aptos"/>
+                <w:color w:val="000000"/>
+                <w:sz w:val="18"/>
+                <w:szCs w:val="18"/>
+              </w:rPr>
+              <w:t xml:space="preserve"> (3 - 48.4)</w:t>
             </w:r>
           </w:p>
         </w:tc>
@@ -1478,7 +1512,24 @@
                 <w:sz w:val="18"/>
                 <w:szCs w:val="18"/>
               </w:rPr>
-              <w:t>7.8 (0 - 29.5)</w:t>
+              <w:t>7.8</w:t>
+            </w:r>
+            <w:r>
+              <w:rPr>
+                <w:rFonts w:asciiTheme="minorHAnsi" w:hAnsiTheme="minorHAnsi"/>
+                <w:sz w:val="18"/>
+                <w:szCs w:val="18"/>
+              </w:rPr>
+              <w:t>%</w:t>
+            </w:r>
+            <w:r>
+              <w:rPr>
+                <w:rFonts w:ascii="Aptos" w:hAnsi="Aptos"/>
+                <w:color w:val="000000"/>
+                <w:sz w:val="18"/>
+                <w:szCs w:val="18"/>
+              </w:rPr>
+              <w:t xml:space="preserve"> (0 - 29.5)</w:t>
             </w:r>
           </w:p>
         </w:tc>
@@ -1799,7 +1850,24 @@
                 <w:sz w:val="18"/>
                 <w:szCs w:val="18"/>
               </w:rPr>
-              <w:t>3.6 (0 - 20.7)</w:t>
+              <w:t>3.6</w:t>
+            </w:r>
+            <w:r>
+              <w:rPr>
+                <w:rFonts w:asciiTheme="minorHAnsi" w:hAnsiTheme="minorHAnsi"/>
+                <w:sz w:val="18"/>
+                <w:szCs w:val="18"/>
+              </w:rPr>
+              <w:t>%</w:t>
+            </w:r>
+            <w:r>
+              <w:rPr>
+                <w:rFonts w:ascii="Aptos" w:hAnsi="Aptos"/>
+                <w:color w:val="000000"/>
+                <w:sz w:val="18"/>
+                <w:szCs w:val="18"/>
+              </w:rPr>
+              <w:t xml:space="preserve"> (0 - 20.7)</w:t>
             </w:r>
           </w:p>
         </w:tc>
@@ -2130,7 +2198,24 @@
                 <w:sz w:val="18"/>
                 <w:szCs w:val="18"/>
               </w:rPr>
-              <w:t>79.1 (66.5 - 86.4)</w:t>
+              <w:t>79.1</w:t>
+            </w:r>
+            <w:r>
+              <w:rPr>
+                <w:rFonts w:asciiTheme="minorHAnsi" w:hAnsiTheme="minorHAnsi"/>
+                <w:sz w:val="18"/>
+                <w:szCs w:val="18"/>
+              </w:rPr>
+              <w:t>%</w:t>
+            </w:r>
+            <w:r>
+              <w:rPr>
+                <w:rFonts w:ascii="Aptos" w:hAnsi="Aptos"/>
+                <w:color w:val="000000"/>
+                <w:sz w:val="18"/>
+                <w:szCs w:val="18"/>
+              </w:rPr>
+              <w:t xml:space="preserve"> (66.5 - 86.4)</w:t>
             </w:r>
           </w:p>
         </w:tc>
@@ -2458,7 +2543,24 @@
                 <w:sz w:val="18"/>
                 <w:szCs w:val="18"/>
               </w:rPr>
-              <w:t>45.4 (22.4 - 63.8)</w:t>
+              <w:t>45.4</w:t>
+            </w:r>
+            <w:r>
+              <w:rPr>
+                <w:rFonts w:asciiTheme="minorHAnsi" w:hAnsiTheme="minorHAnsi"/>
+                <w:sz w:val="18"/>
+                <w:szCs w:val="18"/>
+              </w:rPr>
+              <w:t>%</w:t>
+            </w:r>
+            <w:r>
+              <w:rPr>
+                <w:rFonts w:ascii="Aptos" w:hAnsi="Aptos"/>
+                <w:color w:val="000000"/>
+                <w:sz w:val="18"/>
+                <w:szCs w:val="18"/>
+              </w:rPr>
+              <w:t xml:space="preserve"> (22.4 - 63.8)</w:t>
             </w:r>
           </w:p>
         </w:tc>
@@ -2786,7 +2888,24 @@
                 <w:sz w:val="18"/>
                 <w:szCs w:val="18"/>
               </w:rPr>
-              <w:t>18.9 (3.9 - 45.5)</w:t>
+              <w:t>18.9</w:t>
+            </w:r>
+            <w:r>
+              <w:rPr>
+                <w:rFonts w:asciiTheme="minorHAnsi" w:hAnsiTheme="minorHAnsi"/>
+                <w:sz w:val="18"/>
+                <w:szCs w:val="18"/>
+              </w:rPr>
+              <w:t>%</w:t>
+            </w:r>
+            <w:r>
+              <w:rPr>
+                <w:rFonts w:ascii="Aptos" w:hAnsi="Aptos"/>
+                <w:color w:val="000000"/>
+                <w:sz w:val="18"/>
+                <w:szCs w:val="18"/>
+              </w:rPr>
+              <w:t xml:space="preserve"> (3.9 - 45.5)</w:t>
             </w:r>
           </w:p>
         </w:tc>
@@ -3114,7 +3233,24 @@
                 <w:sz w:val="18"/>
                 <w:szCs w:val="18"/>
               </w:rPr>
-              <w:t>8.3 (0.2 - 31.1)</w:t>
+              <w:t>8.3</w:t>
+            </w:r>
+            <w:r>
+              <w:rPr>
+                <w:rFonts w:asciiTheme="minorHAnsi" w:hAnsiTheme="minorHAnsi"/>
+                <w:sz w:val="18"/>
+                <w:szCs w:val="18"/>
+              </w:rPr>
+              <w:t>%</w:t>
+            </w:r>
+            <w:r>
+              <w:rPr>
+                <w:rFonts w:ascii="Aptos" w:hAnsi="Aptos"/>
+                <w:color w:val="000000"/>
+                <w:sz w:val="18"/>
+                <w:szCs w:val="18"/>
+              </w:rPr>
+              <w:t xml:space="preserve"> (0.2 - 31.1)</w:t>
             </w:r>
           </w:p>
         </w:tc>
@@ -3451,7 +3587,24 @@
                 <w:sz w:val="18"/>
                 <w:szCs w:val="18"/>
               </w:rPr>
-              <w:t>82 (72.9 - 88)</w:t>
+              <w:t>82</w:t>
+            </w:r>
+            <w:r>
+              <w:rPr>
+                <w:rFonts w:asciiTheme="minorHAnsi" w:hAnsiTheme="minorHAnsi"/>
+                <w:sz w:val="18"/>
+                <w:szCs w:val="18"/>
+              </w:rPr>
+              <w:t>%</w:t>
+            </w:r>
+            <w:r>
+              <w:rPr>
+                <w:rFonts w:ascii="Aptos" w:hAnsi="Aptos"/>
+                <w:color w:val="000000"/>
+                <w:sz w:val="18"/>
+                <w:szCs w:val="18"/>
+              </w:rPr>
+              <w:t xml:space="preserve"> (72.9 - 88)</w:t>
             </w:r>
           </w:p>
         </w:tc>
@@ -3779,7 +3932,24 @@
                 <w:sz w:val="18"/>
                 <w:szCs w:val="18"/>
               </w:rPr>
-              <w:t>58.9 (45 - 71.2)</w:t>
+              <w:t>58.9</w:t>
+            </w:r>
+            <w:r>
+              <w:rPr>
+                <w:rFonts w:asciiTheme="minorHAnsi" w:hAnsiTheme="minorHAnsi"/>
+                <w:sz w:val="18"/>
+                <w:szCs w:val="18"/>
+              </w:rPr>
+              <w:t>%</w:t>
+            </w:r>
+            <w:r>
+              <w:rPr>
+                <w:rFonts w:ascii="Aptos" w:hAnsi="Aptos"/>
+                <w:color w:val="000000"/>
+                <w:sz w:val="18"/>
+                <w:szCs w:val="18"/>
+              </w:rPr>
+              <w:t xml:space="preserve"> (45 - 71.2)</w:t>
             </w:r>
           </w:p>
         </w:tc>
@@ -4107,7 +4277,24 @@
                 <w:sz w:val="18"/>
                 <w:szCs w:val="18"/>
               </w:rPr>
-              <w:t>41.3 (25.6 - 57.4)</w:t>
+              <w:t>41.3</w:t>
+            </w:r>
+            <w:r>
+              <w:rPr>
+                <w:rFonts w:asciiTheme="minorHAnsi" w:hAnsiTheme="minorHAnsi"/>
+                <w:sz w:val="18"/>
+                <w:szCs w:val="18"/>
+              </w:rPr>
+              <w:t>%</w:t>
+            </w:r>
+            <w:r>
+              <w:rPr>
+                <w:rFonts w:ascii="Aptos" w:hAnsi="Aptos"/>
+                <w:color w:val="000000"/>
+                <w:sz w:val="18"/>
+                <w:szCs w:val="18"/>
+              </w:rPr>
+              <w:t xml:space="preserve"> (25.6 - 57.4)</w:t>
             </w:r>
           </w:p>
         </w:tc>
@@ -4435,7 +4622,24 @@
                 <w:sz w:val="18"/>
                 <w:szCs w:val="18"/>
               </w:rPr>
-              <w:t>24.6 (12.9 - 44.1)</w:t>
+              <w:t>24.6</w:t>
+            </w:r>
+            <w:r>
+              <w:rPr>
+                <w:rFonts w:asciiTheme="minorHAnsi" w:hAnsiTheme="minorHAnsi"/>
+                <w:sz w:val="18"/>
+                <w:szCs w:val="18"/>
+              </w:rPr>
+              <w:t>%</w:t>
+            </w:r>
+            <w:r>
+              <w:rPr>
+                <w:rFonts w:ascii="Aptos" w:hAnsi="Aptos"/>
+                <w:color w:val="000000"/>
+                <w:sz w:val="18"/>
+                <w:szCs w:val="18"/>
+              </w:rPr>
+              <w:t xml:space="preserve"> (12.9 - 44.1)</w:t>
             </w:r>
           </w:p>
         </w:tc>
@@ -4772,7 +4976,24 @@
                 <w:sz w:val="18"/>
                 <w:szCs w:val="18"/>
               </w:rPr>
-              <w:t>80 (68.3 - 86.9)</w:t>
+              <w:t>80</w:t>
+            </w:r>
+            <w:r>
+              <w:rPr>
+                <w:rFonts w:asciiTheme="minorHAnsi" w:hAnsiTheme="minorHAnsi"/>
+                <w:sz w:val="18"/>
+                <w:szCs w:val="18"/>
+              </w:rPr>
+              <w:t>%</w:t>
+            </w:r>
+            <w:r>
+              <w:rPr>
+                <w:rFonts w:ascii="Aptos" w:hAnsi="Aptos"/>
+                <w:color w:val="000000"/>
+                <w:sz w:val="18"/>
+                <w:szCs w:val="18"/>
+              </w:rPr>
+              <w:t xml:space="preserve"> (68.3 - 86.9)</w:t>
             </w:r>
           </w:p>
         </w:tc>
@@ -5100,7 +5321,33 @@
                 <w:sz w:val="18"/>
                 <w:szCs w:val="18"/>
               </w:rPr>
-              <w:t>46.9 (25.1 - 65.7)</w:t>
+              <w:t>46.9</w:t>
+            </w:r>
+            <w:r>
+              <w:rPr>
+                <w:rFonts w:asciiTheme="minorHAnsi" w:hAnsiTheme="minorHAnsi"/>
+                <w:sz w:val="18"/>
+                <w:szCs w:val="18"/>
+              </w:rPr>
+              <w:t>%</w:t>
+            </w:r>
+            <w:r>
+              <w:rPr>
+                <w:rFonts w:ascii="Aptos" w:hAnsi="Aptos"/>
+                <w:color w:val="000000"/>
+                <w:sz w:val="18"/>
+                <w:szCs w:val="18"/>
+              </w:rPr>
+              <w:t xml:space="preserve"> </w:t>
+            </w:r>
+            <w:r>
+              <w:rPr>
+                <w:rFonts w:ascii="Aptos" w:hAnsi="Aptos"/>
+                <w:color w:val="000000"/>
+                <w:sz w:val="18"/>
+                <w:szCs w:val="18"/>
+              </w:rPr>
+              <w:t>(25.1 - 65.7)</w:t>
             </w:r>
           </w:p>
         </w:tc>
@@ -5428,7 +5675,24 @@
                 <w:sz w:val="18"/>
                 <w:szCs w:val="18"/>
               </w:rPr>
-              <w:t>20.5 (3.7 - 47.4)</w:t>
+              <w:t>20.5</w:t>
+            </w:r>
+            <w:r>
+              <w:rPr>
+                <w:rFonts w:asciiTheme="minorHAnsi" w:hAnsiTheme="minorHAnsi"/>
+                <w:sz w:val="18"/>
+                <w:szCs w:val="18"/>
+              </w:rPr>
+              <w:t>%</w:t>
+            </w:r>
+            <w:r>
+              <w:rPr>
+                <w:rFonts w:ascii="Aptos" w:hAnsi="Aptos"/>
+                <w:color w:val="000000"/>
+                <w:sz w:val="18"/>
+                <w:szCs w:val="18"/>
+              </w:rPr>
+              <w:t xml:space="preserve"> (3.7 - 47.4)</w:t>
             </w:r>
           </w:p>
         </w:tc>
@@ -5756,7 +6020,24 @@
                 <w:sz w:val="18"/>
                 <w:szCs w:val="18"/>
               </w:rPr>
-              <w:t>10.6 (0.5 - 35.4)</w:t>
+              <w:t>10.6</w:t>
+            </w:r>
+            <w:r>
+              <w:rPr>
+                <w:rFonts w:asciiTheme="minorHAnsi" w:hAnsiTheme="minorHAnsi"/>
+                <w:sz w:val="18"/>
+                <w:szCs w:val="18"/>
+              </w:rPr>
+              <w:t>%</w:t>
+            </w:r>
+            <w:r>
+              <w:rPr>
+                <w:rFonts w:ascii="Aptos" w:hAnsi="Aptos"/>
+                <w:color w:val="000000"/>
+                <w:sz w:val="18"/>
+                <w:szCs w:val="18"/>
+              </w:rPr>
+              <w:t xml:space="preserve"> (0.5 - 35.4)</w:t>
             </w:r>
           </w:p>
         </w:tc>

--- a/papers/Tables_31Oct2025.docx
+++ b/papers/Tables_31Oct2025.docx
@@ -346,11 +346,19 @@
             </w:pPr>
             <w:r>
               <w:rPr>
+                <w:rFonts w:asciiTheme="minorHAnsi" w:hAnsiTheme="minorHAnsi" w:hint="eastAsia"/>
+                <w:sz w:val="18"/>
+                <w:szCs w:val="18"/>
+              </w:rPr>
+              <w:t xml:space="preserve">Week of </w:t>
+            </w:r>
+            <w:r>
+              <w:rPr>
                 <w:rFonts w:asciiTheme="minorHAnsi" w:hAnsiTheme="minorHAnsi"/>
                 <w:sz w:val="18"/>
                 <w:szCs w:val="18"/>
               </w:rPr>
-              <w:t>Delay in ORI implementation (weeks)</w:t>
+              <w:t>ORI implementation</w:t>
             </w:r>
           </w:p>
         </w:tc>
@@ -6329,6 +6337,3035 @@
         </w:rPr>
       </w:pPr>
     </w:p>
+    <w:p>
+      <w:pPr>
+        <w:rPr>
+          <w:rFonts w:ascii="Aptos" w:hAnsi="Aptos" w:cs="Cambria Math"/>
+          <w:sz w:val="24"/>
+          <w:szCs w:val="24"/>
+        </w:rPr>
+      </w:pPr>
+    </w:p>
+    <w:p>
+      <w:pPr>
+        <w:rPr>
+          <w:rFonts w:ascii="Aptos" w:hAnsi="Aptos" w:cs="Cambria Math"/>
+          <w:sz w:val="24"/>
+          <w:szCs w:val="24"/>
+        </w:rPr>
+      </w:pPr>
+    </w:p>
+    <w:p>
+      <w:pPr>
+        <w:rPr>
+          <w:rFonts w:ascii="Aptos" w:hAnsi="Aptos" w:cs="Aptos"/>
+          <w:sz w:val="24"/>
+          <w:szCs w:val="24"/>
+        </w:rPr>
+      </w:pPr>
+      <w:r>
+        <w:rPr>
+          <w:rFonts w:ascii="Aptos" w:hAnsi="Aptos" w:cs="Aptos" w:hint="eastAsia"/>
+          <w:b/>
+          <w:bCs/>
+          <w:sz w:val="24"/>
+          <w:szCs w:val="24"/>
+        </w:rPr>
+        <w:lastRenderedPageBreak/>
+        <w:t>Table</w:t>
+      </w:r>
+      <w:r>
+        <w:rPr>
+          <w:rFonts w:ascii="Aptos" w:hAnsi="Aptos" w:cs="Aptos"/>
+          <w:b/>
+          <w:bCs/>
+          <w:sz w:val="24"/>
+          <w:szCs w:val="24"/>
+        </w:rPr>
+        <w:t xml:space="preserve"> </w:t>
+      </w:r>
+      <w:r>
+        <w:rPr>
+          <w:rFonts w:ascii="Aptos" w:hAnsi="Aptos" w:cs="Aptos" w:hint="eastAsia"/>
+          <w:b/>
+          <w:bCs/>
+          <w:sz w:val="24"/>
+          <w:szCs w:val="24"/>
+        </w:rPr>
+        <w:t>4</w:t>
+      </w:r>
+      <w:r>
+        <w:rPr>
+          <w:rFonts w:ascii="Aptos" w:hAnsi="Aptos" w:cs="Aptos"/>
+          <w:i/>
+          <w:iCs/>
+          <w:sz w:val="24"/>
+          <w:szCs w:val="24"/>
+        </w:rPr>
+        <w:t>.</w:t>
+      </w:r>
+      <w:r>
+        <w:rPr>
+          <w:rFonts w:ascii="Aptos" w:hAnsi="Aptos" w:cs="Aptos" w:hint="eastAsia"/>
+          <w:sz w:val="24"/>
+          <w:szCs w:val="24"/>
+        </w:rPr>
+        <w:t xml:space="preserve"> </w:t>
+      </w:r>
+      <w:r>
+        <w:rPr>
+          <w:rFonts w:ascii="Aptos" w:hAnsi="Aptos" w:cs="Aptos"/>
+          <w:sz w:val="24"/>
+          <w:szCs w:val="24"/>
+        </w:rPr>
+        <w:t xml:space="preserve">Impact of ORI with 75% vaccine coverage under the </w:t>
+      </w:r>
+      <w:r>
+        <w:rPr>
+          <w:rFonts w:ascii="Aptos" w:hAnsi="Aptos" w:cs="Aptos" w:hint="eastAsia"/>
+          <w:sz w:val="24"/>
+          <w:szCs w:val="24"/>
+        </w:rPr>
+        <w:t xml:space="preserve">case-triggered </w:t>
+      </w:r>
+      <w:r>
+        <w:rPr>
+          <w:rFonts w:ascii="Aptos" w:hAnsi="Aptos" w:cs="Aptos"/>
+          <w:sz w:val="24"/>
+          <w:szCs w:val="24"/>
+        </w:rPr>
+        <w:t>scenario. Values represent medians with interquartile ranges</w:t>
+      </w:r>
+      <w:r>
+        <w:rPr>
+          <w:rFonts w:ascii="Aptos" w:hAnsi="Aptos" w:cs="Aptos" w:hint="eastAsia"/>
+          <w:sz w:val="24"/>
+          <w:szCs w:val="24"/>
+        </w:rPr>
+        <w:t xml:space="preserve"> (IQRs). </w:t>
+      </w:r>
+    </w:p>
+    <w:p>
+      <w:pPr>
+        <w:rPr>
+          <w:rFonts w:ascii="Aptos" w:hAnsi="Aptos" w:cs="Cambria Math"/>
+          <w:sz w:val="24"/>
+          <w:szCs w:val="24"/>
+        </w:rPr>
+      </w:pPr>
+    </w:p>
+    <w:tbl>
+      <w:tblPr>
+        <w:tblStyle w:val="TableGrid"/>
+        <w:tblW w:w="11538" w:type="dxa"/>
+        <w:tblInd w:w="-5" w:type="dxa"/>
+        <w:tblLayout w:type="fixed"/>
+        <w:tblLook w:val="04A0" w:firstRow="1" w:lastRow="0" w:firstColumn="1" w:lastColumn="0" w:noHBand="0" w:noVBand="1"/>
+      </w:tblPr>
+      <w:tblGrid>
+        <w:gridCol w:w="1020"/>
+        <w:gridCol w:w="1020"/>
+        <w:gridCol w:w="1020"/>
+        <w:gridCol w:w="1050"/>
+        <w:gridCol w:w="1050"/>
+        <w:gridCol w:w="1050"/>
+        <w:gridCol w:w="1332"/>
+        <w:gridCol w:w="1332"/>
+        <w:gridCol w:w="1332"/>
+        <w:gridCol w:w="1332"/>
+      </w:tblGrid>
+      <w:tr>
+        <w:trPr>
+          <w:trHeight w:val="1295"/>
+        </w:trPr>
+        <w:tc>
+          <w:tcPr>
+            <w:tcW w:w="1020" w:type="dxa"/>
+            <w:vAlign w:val="center"/>
+          </w:tcPr>
+          <w:p>
+            <w:pPr>
+              <w:spacing w:line="240" w:lineRule="auto"/>
+              <w:jc w:val="center"/>
+              <w:rPr>
+                <w:sz w:val="18"/>
+                <w:szCs w:val="18"/>
+              </w:rPr>
+            </w:pPr>
+            <w:r>
+              <w:rPr>
+                <w:rFonts w:hint="eastAsia"/>
+                <w:sz w:val="18"/>
+                <w:szCs w:val="18"/>
+              </w:rPr>
+              <w:t>W</w:t>
+            </w:r>
+            <w:r>
+              <w:rPr>
+                <w:rFonts w:hint="eastAsia"/>
+                <w:sz w:val="18"/>
+                <w:szCs w:val="18"/>
+              </w:rPr>
+              <w:t xml:space="preserve">eek </w:t>
+            </w:r>
+            <w:r>
+              <w:rPr>
+                <w:rFonts w:hint="eastAsia"/>
+                <w:sz w:val="18"/>
+                <w:szCs w:val="18"/>
+              </w:rPr>
+              <w:t xml:space="preserve">of </w:t>
+            </w:r>
+            <w:r>
+              <w:rPr>
+                <w:sz w:val="18"/>
+                <w:szCs w:val="18"/>
+              </w:rPr>
+              <w:t>ORI implementation</w:t>
+            </w:r>
+            <w:r>
+              <w:rPr>
+                <w:rFonts w:hint="eastAsia"/>
+                <w:sz w:val="18"/>
+                <w:szCs w:val="18"/>
+              </w:rPr>
+              <w:t xml:space="preserve"> after the trigger</w:t>
+            </w:r>
+          </w:p>
+        </w:tc>
+        <w:tc>
+          <w:tcPr>
+            <w:tcW w:w="1020" w:type="dxa"/>
+            <w:tcBorders>
+              <w:bottom w:val="single" w:sz="4" w:space="0" w:color="auto"/>
+            </w:tcBorders>
+            <w:vAlign w:val="center"/>
+          </w:tcPr>
+          <w:p>
+            <w:pPr>
+              <w:spacing w:line="240" w:lineRule="auto"/>
+              <w:jc w:val="center"/>
+              <w:rPr>
+                <w:sz w:val="18"/>
+                <w:szCs w:val="18"/>
+              </w:rPr>
+            </w:pPr>
+            <w:r>
+              <w:rPr>
+                <w:sz w:val="18"/>
+                <w:szCs w:val="18"/>
+              </w:rPr>
+              <w:t>Case trigger thresholds (cumulative case)</w:t>
+            </w:r>
+          </w:p>
+        </w:tc>
+        <w:tc>
+          <w:tcPr>
+            <w:tcW w:w="1020" w:type="dxa"/>
+            <w:tcBorders>
+              <w:bottom w:val="single" w:sz="4" w:space="0" w:color="auto"/>
+            </w:tcBorders>
+            <w:vAlign w:val="center"/>
+          </w:tcPr>
+          <w:p>
+            <w:pPr>
+              <w:spacing w:line="240" w:lineRule="auto"/>
+              <w:jc w:val="center"/>
+              <w:rPr>
+                <w:sz w:val="18"/>
+                <w:szCs w:val="18"/>
+              </w:rPr>
+            </w:pPr>
+            <w:r>
+              <w:rPr>
+                <w:sz w:val="18"/>
+                <w:szCs w:val="18"/>
+              </w:rPr>
+              <w:t>Number of outbreaks included</w:t>
+            </w:r>
+          </w:p>
+        </w:tc>
+        <w:tc>
+          <w:tcPr>
+            <w:tcW w:w="1050" w:type="dxa"/>
+            <w:tcBorders>
+              <w:bottom w:val="single" w:sz="4" w:space="0" w:color="auto"/>
+            </w:tcBorders>
+            <w:vAlign w:val="center"/>
+          </w:tcPr>
+          <w:p>
+            <w:pPr>
+              <w:spacing w:line="240" w:lineRule="auto"/>
+              <w:jc w:val="center"/>
+              <w:rPr>
+                <w:sz w:val="18"/>
+                <w:szCs w:val="18"/>
+              </w:rPr>
+            </w:pPr>
+            <w:r>
+              <w:rPr>
+                <w:sz w:val="18"/>
+                <w:szCs w:val="18"/>
+              </w:rPr>
+              <w:t>% case reduction</w:t>
+            </w:r>
+          </w:p>
+        </w:tc>
+        <w:tc>
+          <w:tcPr>
+            <w:tcW w:w="1050" w:type="dxa"/>
+            <w:tcBorders>
+              <w:bottom w:val="single" w:sz="4" w:space="0" w:color="auto"/>
+            </w:tcBorders>
+            <w:noWrap/>
+            <w:vAlign w:val="center"/>
+            <w:hideMark/>
+          </w:tcPr>
+          <w:p>
+            <w:pPr>
+              <w:spacing w:line="240" w:lineRule="auto"/>
+              <w:jc w:val="center"/>
+              <w:rPr>
+                <w:sz w:val="18"/>
+                <w:szCs w:val="18"/>
+              </w:rPr>
+            </w:pPr>
+            <w:r>
+              <w:rPr>
+                <w:sz w:val="18"/>
+                <w:szCs w:val="18"/>
+              </w:rPr>
+              <w:t>Case averted</w:t>
+            </w:r>
+          </w:p>
+        </w:tc>
+        <w:tc>
+          <w:tcPr>
+            <w:tcW w:w="1050" w:type="dxa"/>
+            <w:tcBorders>
+              <w:bottom w:val="single" w:sz="4" w:space="0" w:color="auto"/>
+            </w:tcBorders>
+            <w:noWrap/>
+            <w:vAlign w:val="center"/>
+            <w:hideMark/>
+          </w:tcPr>
+          <w:p>
+            <w:pPr>
+              <w:spacing w:line="240" w:lineRule="auto"/>
+              <w:jc w:val="center"/>
+              <w:rPr>
+                <w:sz w:val="18"/>
+                <w:szCs w:val="18"/>
+              </w:rPr>
+            </w:pPr>
+            <w:r>
+              <w:rPr>
+                <w:rFonts w:hint="eastAsia"/>
+                <w:sz w:val="18"/>
+                <w:szCs w:val="18"/>
+              </w:rPr>
+              <w:t>DALY</w:t>
+            </w:r>
+            <w:r>
+              <w:rPr>
+                <w:sz w:val="18"/>
+                <w:szCs w:val="18"/>
+              </w:rPr>
+              <w:t xml:space="preserve"> averted</w:t>
+            </w:r>
+          </w:p>
+        </w:tc>
+        <w:tc>
+          <w:tcPr>
+            <w:tcW w:w="1332" w:type="dxa"/>
+            <w:tcBorders>
+              <w:bottom w:val="single" w:sz="4" w:space="0" w:color="auto"/>
+            </w:tcBorders>
+            <w:noWrap/>
+            <w:vAlign w:val="center"/>
+            <w:hideMark/>
+          </w:tcPr>
+          <w:p>
+            <w:pPr>
+              <w:spacing w:line="240" w:lineRule="auto"/>
+              <w:jc w:val="center"/>
+              <w:rPr>
+                <w:sz w:val="18"/>
+                <w:szCs w:val="18"/>
+              </w:rPr>
+            </w:pPr>
+            <w:r>
+              <w:rPr>
+                <w:sz w:val="18"/>
+                <w:szCs w:val="18"/>
+              </w:rPr>
+              <w:t>Case averted per</w:t>
+            </w:r>
+          </w:p>
+          <w:p>
+            <w:pPr>
+              <w:spacing w:line="240" w:lineRule="auto"/>
+              <w:jc w:val="center"/>
+              <w:rPr>
+                <w:sz w:val="18"/>
+                <w:szCs w:val="18"/>
+              </w:rPr>
+            </w:pPr>
+            <w:r>
+              <w:rPr>
+                <w:sz w:val="18"/>
+                <w:szCs w:val="18"/>
+              </w:rPr>
+              <w:t>1,000 OCVs</w:t>
+            </w:r>
+          </w:p>
+        </w:tc>
+        <w:tc>
+          <w:tcPr>
+            <w:tcW w:w="1332" w:type="dxa"/>
+            <w:tcBorders>
+              <w:bottom w:val="single" w:sz="4" w:space="0" w:color="auto"/>
+            </w:tcBorders>
+            <w:noWrap/>
+            <w:vAlign w:val="center"/>
+            <w:hideMark/>
+          </w:tcPr>
+          <w:p>
+            <w:pPr>
+              <w:spacing w:line="240" w:lineRule="auto"/>
+              <w:jc w:val="center"/>
+              <w:rPr>
+                <w:sz w:val="18"/>
+                <w:szCs w:val="18"/>
+              </w:rPr>
+            </w:pPr>
+            <w:r>
+              <w:rPr>
+                <w:rFonts w:hint="eastAsia"/>
+                <w:sz w:val="20"/>
+                <w:szCs w:val="20"/>
+              </w:rPr>
+              <w:t>DALY</w:t>
+            </w:r>
+            <w:r>
+              <w:rPr>
+                <w:sz w:val="20"/>
+                <w:szCs w:val="20"/>
+              </w:rPr>
+              <w:t xml:space="preserve"> averted per 1,000 OCVs</w:t>
+            </w:r>
+          </w:p>
+        </w:tc>
+        <w:tc>
+          <w:tcPr>
+            <w:tcW w:w="1332" w:type="dxa"/>
+            <w:tcBorders>
+              <w:bottom w:val="single" w:sz="4" w:space="0" w:color="auto"/>
+            </w:tcBorders>
+            <w:noWrap/>
+            <w:vAlign w:val="center"/>
+            <w:hideMark/>
+          </w:tcPr>
+          <w:p>
+            <w:pPr>
+              <w:spacing w:line="240" w:lineRule="auto"/>
+              <w:jc w:val="center"/>
+              <w:rPr>
+                <w:sz w:val="18"/>
+                <w:szCs w:val="18"/>
+              </w:rPr>
+            </w:pPr>
+            <w:r>
+              <w:rPr>
+                <w:sz w:val="18"/>
+                <w:szCs w:val="18"/>
+              </w:rPr>
+              <w:t>Cost</w:t>
+            </w:r>
+          </w:p>
+          <w:p>
+            <w:pPr>
+              <w:spacing w:line="240" w:lineRule="auto"/>
+              <w:jc w:val="center"/>
+              <w:rPr>
+                <w:sz w:val="18"/>
+                <w:szCs w:val="18"/>
+              </w:rPr>
+            </w:pPr>
+            <w:r>
+              <w:rPr>
+                <w:sz w:val="18"/>
+                <w:szCs w:val="18"/>
+              </w:rPr>
+              <w:t>per case averted</w:t>
+            </w:r>
+          </w:p>
+        </w:tc>
+        <w:tc>
+          <w:tcPr>
+            <w:tcW w:w="1332" w:type="dxa"/>
+            <w:tcBorders>
+              <w:bottom w:val="single" w:sz="4" w:space="0" w:color="auto"/>
+            </w:tcBorders>
+            <w:noWrap/>
+            <w:vAlign w:val="center"/>
+            <w:hideMark/>
+          </w:tcPr>
+          <w:p>
+            <w:pPr>
+              <w:spacing w:line="240" w:lineRule="auto"/>
+              <w:jc w:val="center"/>
+              <w:rPr>
+                <w:sz w:val="18"/>
+                <w:szCs w:val="18"/>
+              </w:rPr>
+            </w:pPr>
+            <w:r>
+              <w:rPr>
+                <w:sz w:val="18"/>
+                <w:szCs w:val="18"/>
+              </w:rPr>
+              <w:t>Cost</w:t>
+            </w:r>
+          </w:p>
+          <w:p>
+            <w:pPr>
+              <w:spacing w:line="240" w:lineRule="auto"/>
+              <w:jc w:val="center"/>
+              <w:rPr>
+                <w:sz w:val="18"/>
+                <w:szCs w:val="18"/>
+              </w:rPr>
+            </w:pPr>
+            <w:r>
+              <w:rPr>
+                <w:sz w:val="18"/>
+                <w:szCs w:val="18"/>
+              </w:rPr>
+              <w:t>per DALY averted</w:t>
+            </w:r>
+          </w:p>
+        </w:tc>
+      </w:tr>
+      <w:tr>
+        <w:trPr>
+          <w:trHeight w:val="746"/>
+        </w:trPr>
+        <w:tc>
+          <w:tcPr>
+            <w:tcW w:w="1020" w:type="dxa"/>
+            <w:vAlign w:val="center"/>
+          </w:tcPr>
+          <w:p>
+            <w:pPr>
+              <w:spacing w:line="240" w:lineRule="auto"/>
+              <w:jc w:val="center"/>
+              <w:rPr>
+                <w:color w:val="000000"/>
+                <w:sz w:val="18"/>
+                <w:szCs w:val="18"/>
+              </w:rPr>
+            </w:pPr>
+            <w:r>
+              <w:rPr>
+                <w:color w:val="000000"/>
+                <w:sz w:val="18"/>
+                <w:szCs w:val="18"/>
+              </w:rPr>
+              <w:t>1</w:t>
+            </w:r>
+          </w:p>
+        </w:tc>
+        <w:tc>
+          <w:tcPr>
+            <w:tcW w:w="1020" w:type="dxa"/>
+            <w:tcBorders>
+              <w:top w:val="single" w:sz="4" w:space="0" w:color="auto"/>
+              <w:bottom w:val="single" w:sz="4" w:space="0" w:color="auto"/>
+            </w:tcBorders>
+            <w:vAlign w:val="center"/>
+          </w:tcPr>
+          <w:p>
+            <w:pPr>
+              <w:spacing w:line="240" w:lineRule="auto"/>
+              <w:jc w:val="center"/>
+              <w:rPr>
+                <w:color w:val="000000"/>
+                <w:sz w:val="18"/>
+                <w:szCs w:val="18"/>
+              </w:rPr>
+            </w:pPr>
+            <w:r>
+              <w:rPr>
+                <w:color w:val="000000"/>
+                <w:sz w:val="18"/>
+                <w:szCs w:val="18"/>
+              </w:rPr>
+              <w:t>1</w:t>
+            </w:r>
+          </w:p>
+        </w:tc>
+        <w:tc>
+          <w:tcPr>
+            <w:tcW w:w="1020" w:type="dxa"/>
+            <w:tcBorders>
+              <w:top w:val="single" w:sz="4" w:space="0" w:color="auto"/>
+              <w:left w:val="nil"/>
+              <w:bottom w:val="single" w:sz="4" w:space="0" w:color="auto"/>
+              <w:right w:val="single" w:sz="4" w:space="0" w:color="auto"/>
+            </w:tcBorders>
+            <w:vAlign w:val="center"/>
+          </w:tcPr>
+          <w:p>
+            <w:pPr>
+              <w:spacing w:line="240" w:lineRule="auto"/>
+              <w:jc w:val="center"/>
+              <w:rPr>
+                <w:color w:val="000000"/>
+                <w:sz w:val="18"/>
+                <w:szCs w:val="18"/>
+              </w:rPr>
+            </w:pPr>
+            <w:r>
+              <w:rPr>
+                <w:color w:val="000000"/>
+                <w:sz w:val="18"/>
+                <w:szCs w:val="18"/>
+              </w:rPr>
+              <w:t>1,192 (100%)</w:t>
+            </w:r>
+          </w:p>
+        </w:tc>
+        <w:tc>
+          <w:tcPr>
+            <w:tcW w:w="1050" w:type="dxa"/>
+            <w:tcBorders>
+              <w:top w:val="single" w:sz="4" w:space="0" w:color="auto"/>
+              <w:left w:val="single" w:sz="4" w:space="0" w:color="auto"/>
+              <w:bottom w:val="single" w:sz="4" w:space="0" w:color="auto"/>
+              <w:right w:val="single" w:sz="4" w:space="0" w:color="auto"/>
+            </w:tcBorders>
+            <w:vAlign w:val="center"/>
+          </w:tcPr>
+          <w:p>
+            <w:pPr>
+              <w:spacing w:line="240" w:lineRule="auto"/>
+              <w:jc w:val="center"/>
+              <w:rPr>
+                <w:rFonts w:cs="Cambria Math"/>
+                <w:sz w:val="18"/>
+                <w:szCs w:val="18"/>
+              </w:rPr>
+            </w:pPr>
+            <w:r>
+              <w:rPr>
+                <w:color w:val="000000"/>
+                <w:sz w:val="18"/>
+                <w:szCs w:val="18"/>
+              </w:rPr>
+              <w:t>69.8 (49.3 - 82.4)</w:t>
+            </w:r>
+          </w:p>
+        </w:tc>
+        <w:tc>
+          <w:tcPr>
+            <w:tcW w:w="1050" w:type="dxa"/>
+            <w:tcBorders>
+              <w:top w:val="single" w:sz="4" w:space="0" w:color="auto"/>
+              <w:left w:val="single" w:sz="4" w:space="0" w:color="auto"/>
+              <w:bottom w:val="single" w:sz="4" w:space="0" w:color="auto"/>
+              <w:right w:val="single" w:sz="4" w:space="0" w:color="auto"/>
+            </w:tcBorders>
+            <w:noWrap/>
+            <w:vAlign w:val="center"/>
+            <w:hideMark/>
+          </w:tcPr>
+          <w:p>
+            <w:pPr>
+              <w:spacing w:line="240" w:lineRule="auto"/>
+              <w:jc w:val="center"/>
+              <w:rPr>
+                <w:rFonts w:cs="Cambria Math"/>
+                <w:sz w:val="18"/>
+                <w:szCs w:val="18"/>
+              </w:rPr>
+            </w:pPr>
+            <w:r>
+              <w:rPr>
+                <w:color w:val="000000"/>
+                <w:sz w:val="18"/>
+                <w:szCs w:val="18"/>
+              </w:rPr>
+              <w:t>129 (41 - 375)</w:t>
+            </w:r>
+          </w:p>
+        </w:tc>
+        <w:tc>
+          <w:tcPr>
+            <w:tcW w:w="1050" w:type="dxa"/>
+            <w:tcBorders>
+              <w:top w:val="single" w:sz="4" w:space="0" w:color="auto"/>
+              <w:left w:val="single" w:sz="4" w:space="0" w:color="auto"/>
+              <w:bottom w:val="single" w:sz="4" w:space="0" w:color="auto"/>
+              <w:right w:val="single" w:sz="4" w:space="0" w:color="auto"/>
+            </w:tcBorders>
+            <w:noWrap/>
+            <w:vAlign w:val="center"/>
+            <w:hideMark/>
+          </w:tcPr>
+          <w:p>
+            <w:pPr>
+              <w:spacing w:line="240" w:lineRule="auto"/>
+              <w:jc w:val="center"/>
+              <w:rPr>
+                <w:rFonts w:cs="Cambria Math"/>
+                <w:sz w:val="18"/>
+                <w:szCs w:val="18"/>
+              </w:rPr>
+            </w:pPr>
+            <w:r>
+              <w:rPr>
+                <w:color w:val="000000"/>
+                <w:sz w:val="18"/>
+                <w:szCs w:val="18"/>
+              </w:rPr>
+              <w:t>24 (0 - 128)</w:t>
+            </w:r>
+          </w:p>
+        </w:tc>
+        <w:tc>
+          <w:tcPr>
+            <w:tcW w:w="1332" w:type="dxa"/>
+            <w:tcBorders>
+              <w:top w:val="single" w:sz="4" w:space="0" w:color="auto"/>
+              <w:left w:val="single" w:sz="4" w:space="0" w:color="auto"/>
+              <w:bottom w:val="single" w:sz="4" w:space="0" w:color="auto"/>
+              <w:right w:val="single" w:sz="4" w:space="0" w:color="auto"/>
+            </w:tcBorders>
+            <w:noWrap/>
+            <w:vAlign w:val="center"/>
+            <w:hideMark/>
+          </w:tcPr>
+          <w:p>
+            <w:pPr>
+              <w:spacing w:line="240" w:lineRule="auto"/>
+              <w:jc w:val="center"/>
+              <w:rPr>
+                <w:rFonts w:cs="Cambria Math"/>
+                <w:sz w:val="18"/>
+                <w:szCs w:val="18"/>
+              </w:rPr>
+            </w:pPr>
+            <w:r>
+              <w:rPr>
+                <w:color w:val="000000"/>
+                <w:sz w:val="18"/>
+                <w:szCs w:val="18"/>
+              </w:rPr>
+              <w:t>0.691 (0.186 - 2.399)</w:t>
+            </w:r>
+          </w:p>
+        </w:tc>
+        <w:tc>
+          <w:tcPr>
+            <w:tcW w:w="1332" w:type="dxa"/>
+            <w:tcBorders>
+              <w:top w:val="single" w:sz="4" w:space="0" w:color="auto"/>
+              <w:left w:val="single" w:sz="4" w:space="0" w:color="auto"/>
+              <w:bottom w:val="single" w:sz="4" w:space="0" w:color="auto"/>
+              <w:right w:val="single" w:sz="4" w:space="0" w:color="auto"/>
+            </w:tcBorders>
+            <w:noWrap/>
+            <w:vAlign w:val="center"/>
+          </w:tcPr>
+          <w:p>
+            <w:pPr>
+              <w:spacing w:line="240" w:lineRule="auto"/>
+              <w:jc w:val="center"/>
+              <w:rPr>
+                <w:rFonts w:cs="Cambria Math"/>
+                <w:sz w:val="18"/>
+                <w:szCs w:val="18"/>
+              </w:rPr>
+            </w:pPr>
+            <w:r>
+              <w:rPr>
+                <w:color w:val="000000"/>
+                <w:sz w:val="18"/>
+                <w:szCs w:val="18"/>
+              </w:rPr>
+              <w:t>0.127 (0.001 - 0.679)</w:t>
+            </w:r>
+          </w:p>
+        </w:tc>
+        <w:tc>
+          <w:tcPr>
+            <w:tcW w:w="1332" w:type="dxa"/>
+            <w:tcBorders>
+              <w:top w:val="single" w:sz="4" w:space="0" w:color="auto"/>
+              <w:left w:val="single" w:sz="4" w:space="0" w:color="auto"/>
+              <w:bottom w:val="single" w:sz="4" w:space="0" w:color="auto"/>
+              <w:right w:val="single" w:sz="4" w:space="0" w:color="auto"/>
+            </w:tcBorders>
+            <w:noWrap/>
+            <w:vAlign w:val="center"/>
+            <w:hideMark/>
+          </w:tcPr>
+          <w:p>
+            <w:pPr>
+              <w:spacing w:line="240" w:lineRule="auto"/>
+              <w:jc w:val="center"/>
+              <w:rPr>
+                <w:rFonts w:cs="Cambria Math"/>
+                <w:sz w:val="18"/>
+                <w:szCs w:val="18"/>
+              </w:rPr>
+            </w:pPr>
+            <w:r>
+              <w:rPr>
+                <w:color w:val="000000"/>
+                <w:sz w:val="18"/>
+                <w:szCs w:val="18"/>
+              </w:rPr>
+              <w:t>4,645.5 (981.7 - 17,889.8)</w:t>
+            </w:r>
+          </w:p>
+        </w:tc>
+        <w:tc>
+          <w:tcPr>
+            <w:tcW w:w="1332" w:type="dxa"/>
+            <w:tcBorders>
+              <w:top w:val="single" w:sz="4" w:space="0" w:color="auto"/>
+              <w:left w:val="single" w:sz="4" w:space="0" w:color="auto"/>
+              <w:bottom w:val="single" w:sz="4" w:space="0" w:color="auto"/>
+              <w:right w:val="single" w:sz="4" w:space="0" w:color="auto"/>
+            </w:tcBorders>
+            <w:noWrap/>
+            <w:vAlign w:val="center"/>
+            <w:hideMark/>
+          </w:tcPr>
+          <w:p>
+            <w:pPr>
+              <w:spacing w:line="240" w:lineRule="auto"/>
+              <w:jc w:val="center"/>
+              <w:rPr>
+                <w:rFonts w:cs="Cambria Math"/>
+                <w:sz w:val="18"/>
+                <w:szCs w:val="18"/>
+              </w:rPr>
+            </w:pPr>
+            <w:r>
+              <w:rPr>
+                <w:color w:val="000000"/>
+                <w:sz w:val="18"/>
+                <w:szCs w:val="18"/>
+              </w:rPr>
+              <w:t>24,797.8 (4,053.6 - 4,708,768)</w:t>
+            </w:r>
+          </w:p>
+        </w:tc>
+      </w:tr>
+      <w:tr>
+        <w:trPr>
+          <w:trHeight w:val="773"/>
+        </w:trPr>
+        <w:tc>
+          <w:tcPr>
+            <w:tcW w:w="1020" w:type="dxa"/>
+            <w:vAlign w:val="center"/>
+          </w:tcPr>
+          <w:p>
+            <w:pPr>
+              <w:spacing w:line="240" w:lineRule="auto"/>
+              <w:jc w:val="center"/>
+              <w:rPr>
+                <w:color w:val="000000"/>
+                <w:sz w:val="18"/>
+                <w:szCs w:val="18"/>
+              </w:rPr>
+            </w:pPr>
+            <w:r>
+              <w:rPr>
+                <w:color w:val="000000"/>
+                <w:sz w:val="18"/>
+                <w:szCs w:val="18"/>
+              </w:rPr>
+              <w:t>1</w:t>
+            </w:r>
+          </w:p>
+        </w:tc>
+        <w:tc>
+          <w:tcPr>
+            <w:tcW w:w="1020" w:type="dxa"/>
+            <w:tcBorders>
+              <w:top w:val="single" w:sz="4" w:space="0" w:color="auto"/>
+              <w:bottom w:val="single" w:sz="4" w:space="0" w:color="auto"/>
+            </w:tcBorders>
+            <w:vAlign w:val="center"/>
+          </w:tcPr>
+          <w:p>
+            <w:pPr>
+              <w:spacing w:line="240" w:lineRule="auto"/>
+              <w:jc w:val="center"/>
+              <w:rPr>
+                <w:color w:val="000000"/>
+                <w:sz w:val="18"/>
+                <w:szCs w:val="18"/>
+              </w:rPr>
+            </w:pPr>
+            <w:r>
+              <w:rPr>
+                <w:color w:val="000000"/>
+                <w:sz w:val="18"/>
+                <w:szCs w:val="18"/>
+              </w:rPr>
+              <w:t>10</w:t>
+            </w:r>
+          </w:p>
+        </w:tc>
+        <w:tc>
+          <w:tcPr>
+            <w:tcW w:w="1020" w:type="dxa"/>
+            <w:tcBorders>
+              <w:top w:val="single" w:sz="4" w:space="0" w:color="auto"/>
+              <w:left w:val="nil"/>
+              <w:bottom w:val="single" w:sz="4" w:space="0" w:color="auto"/>
+              <w:right w:val="single" w:sz="4" w:space="0" w:color="auto"/>
+            </w:tcBorders>
+            <w:vAlign w:val="center"/>
+          </w:tcPr>
+          <w:p>
+            <w:pPr>
+              <w:spacing w:line="240" w:lineRule="auto"/>
+              <w:jc w:val="center"/>
+              <w:rPr>
+                <w:color w:val="000000"/>
+                <w:sz w:val="18"/>
+                <w:szCs w:val="18"/>
+              </w:rPr>
+            </w:pPr>
+            <w:r>
+              <w:rPr>
+                <w:color w:val="000000"/>
+                <w:sz w:val="18"/>
+                <w:szCs w:val="18"/>
+              </w:rPr>
+              <w:t>1,179 (98.9%)</w:t>
+            </w:r>
+          </w:p>
+        </w:tc>
+        <w:tc>
+          <w:tcPr>
+            <w:tcW w:w="1050" w:type="dxa"/>
+            <w:tcBorders>
+              <w:top w:val="single" w:sz="4" w:space="0" w:color="auto"/>
+              <w:left w:val="single" w:sz="4" w:space="0" w:color="auto"/>
+              <w:bottom w:val="single" w:sz="4" w:space="0" w:color="auto"/>
+              <w:right w:val="single" w:sz="4" w:space="0" w:color="auto"/>
+            </w:tcBorders>
+            <w:vAlign w:val="center"/>
+          </w:tcPr>
+          <w:p>
+            <w:pPr>
+              <w:spacing w:line="240" w:lineRule="auto"/>
+              <w:jc w:val="center"/>
+              <w:rPr>
+                <w:sz w:val="18"/>
+                <w:szCs w:val="18"/>
+              </w:rPr>
+            </w:pPr>
+            <w:r>
+              <w:rPr>
+                <w:color w:val="000000"/>
+                <w:sz w:val="18"/>
+                <w:szCs w:val="18"/>
+              </w:rPr>
+              <w:t>59.7 (33.4 - 76.5)</w:t>
+            </w:r>
+          </w:p>
+        </w:tc>
+        <w:tc>
+          <w:tcPr>
+            <w:tcW w:w="1050" w:type="dxa"/>
+            <w:tcBorders>
+              <w:top w:val="single" w:sz="4" w:space="0" w:color="auto"/>
+              <w:left w:val="single" w:sz="4" w:space="0" w:color="auto"/>
+              <w:bottom w:val="single" w:sz="4" w:space="0" w:color="auto"/>
+              <w:right w:val="single" w:sz="4" w:space="0" w:color="auto"/>
+            </w:tcBorders>
+            <w:noWrap/>
+            <w:vAlign w:val="center"/>
+          </w:tcPr>
+          <w:p>
+            <w:pPr>
+              <w:spacing w:line="240" w:lineRule="auto"/>
+              <w:jc w:val="center"/>
+              <w:rPr>
+                <w:sz w:val="18"/>
+                <w:szCs w:val="18"/>
+              </w:rPr>
+            </w:pPr>
+            <w:r>
+              <w:rPr>
+                <w:color w:val="000000"/>
+                <w:sz w:val="18"/>
+                <w:szCs w:val="18"/>
+              </w:rPr>
+              <w:t>117 (29 - 361)</w:t>
+            </w:r>
+          </w:p>
+        </w:tc>
+        <w:tc>
+          <w:tcPr>
+            <w:tcW w:w="1050" w:type="dxa"/>
+            <w:tcBorders>
+              <w:top w:val="single" w:sz="4" w:space="0" w:color="auto"/>
+              <w:left w:val="single" w:sz="4" w:space="0" w:color="auto"/>
+              <w:bottom w:val="single" w:sz="4" w:space="0" w:color="auto"/>
+              <w:right w:val="single" w:sz="4" w:space="0" w:color="auto"/>
+            </w:tcBorders>
+            <w:noWrap/>
+            <w:vAlign w:val="center"/>
+          </w:tcPr>
+          <w:p>
+            <w:pPr>
+              <w:spacing w:line="240" w:lineRule="auto"/>
+              <w:jc w:val="center"/>
+              <w:rPr>
+                <w:sz w:val="18"/>
+                <w:szCs w:val="18"/>
+              </w:rPr>
+            </w:pPr>
+            <w:r>
+              <w:rPr>
+                <w:color w:val="000000"/>
+                <w:sz w:val="18"/>
+                <w:szCs w:val="18"/>
+              </w:rPr>
+              <w:t>23 (0 - 113)</w:t>
+            </w:r>
+          </w:p>
+        </w:tc>
+        <w:tc>
+          <w:tcPr>
+            <w:tcW w:w="1332" w:type="dxa"/>
+            <w:tcBorders>
+              <w:top w:val="single" w:sz="4" w:space="0" w:color="auto"/>
+              <w:left w:val="single" w:sz="4" w:space="0" w:color="auto"/>
+              <w:bottom w:val="single" w:sz="4" w:space="0" w:color="auto"/>
+              <w:right w:val="single" w:sz="4" w:space="0" w:color="auto"/>
+            </w:tcBorders>
+            <w:noWrap/>
+            <w:vAlign w:val="center"/>
+          </w:tcPr>
+          <w:p>
+            <w:pPr>
+              <w:spacing w:line="240" w:lineRule="auto"/>
+              <w:jc w:val="center"/>
+              <w:rPr>
+                <w:sz w:val="18"/>
+                <w:szCs w:val="18"/>
+              </w:rPr>
+            </w:pPr>
+            <w:r>
+              <w:rPr>
+                <w:color w:val="000000"/>
+                <w:sz w:val="18"/>
+                <w:szCs w:val="18"/>
+              </w:rPr>
+              <w:t>0.574 (0.126 - 2.254)</w:t>
+            </w:r>
+          </w:p>
+        </w:tc>
+        <w:tc>
+          <w:tcPr>
+            <w:tcW w:w="1332" w:type="dxa"/>
+            <w:tcBorders>
+              <w:top w:val="single" w:sz="4" w:space="0" w:color="auto"/>
+              <w:left w:val="single" w:sz="4" w:space="0" w:color="auto"/>
+              <w:bottom w:val="single" w:sz="4" w:space="0" w:color="auto"/>
+              <w:right w:val="single" w:sz="4" w:space="0" w:color="auto"/>
+            </w:tcBorders>
+            <w:noWrap/>
+            <w:vAlign w:val="center"/>
+          </w:tcPr>
+          <w:p>
+            <w:pPr>
+              <w:spacing w:line="240" w:lineRule="auto"/>
+              <w:jc w:val="center"/>
+              <w:rPr>
+                <w:sz w:val="18"/>
+                <w:szCs w:val="18"/>
+              </w:rPr>
+            </w:pPr>
+            <w:r>
+              <w:rPr>
+                <w:color w:val="000000"/>
+                <w:sz w:val="18"/>
+                <w:szCs w:val="18"/>
+              </w:rPr>
+              <w:t>0.079 (0 - 0.592)</w:t>
+            </w:r>
+          </w:p>
+        </w:tc>
+        <w:tc>
+          <w:tcPr>
+            <w:tcW w:w="1332" w:type="dxa"/>
+            <w:tcBorders>
+              <w:top w:val="single" w:sz="4" w:space="0" w:color="auto"/>
+              <w:left w:val="single" w:sz="4" w:space="0" w:color="auto"/>
+              <w:bottom w:val="single" w:sz="4" w:space="0" w:color="auto"/>
+              <w:right w:val="single" w:sz="4" w:space="0" w:color="auto"/>
+            </w:tcBorders>
+            <w:noWrap/>
+            <w:vAlign w:val="center"/>
+          </w:tcPr>
+          <w:p>
+            <w:pPr>
+              <w:spacing w:line="240" w:lineRule="auto"/>
+              <w:jc w:val="center"/>
+              <w:rPr>
+                <w:sz w:val="18"/>
+                <w:szCs w:val="18"/>
+              </w:rPr>
+            </w:pPr>
+            <w:r>
+              <w:rPr>
+                <w:color w:val="000000"/>
+                <w:sz w:val="18"/>
+                <w:szCs w:val="18"/>
+              </w:rPr>
+              <w:t>4,960.2 (1,004.5 - 20,384.9)</w:t>
+            </w:r>
+          </w:p>
+        </w:tc>
+        <w:tc>
+          <w:tcPr>
+            <w:tcW w:w="1332" w:type="dxa"/>
+            <w:tcBorders>
+              <w:top w:val="single" w:sz="4" w:space="0" w:color="auto"/>
+              <w:left w:val="single" w:sz="4" w:space="0" w:color="auto"/>
+              <w:bottom w:val="single" w:sz="4" w:space="0" w:color="auto"/>
+              <w:right w:val="single" w:sz="4" w:space="0" w:color="auto"/>
+            </w:tcBorders>
+            <w:noWrap/>
+            <w:vAlign w:val="center"/>
+          </w:tcPr>
+          <w:p>
+            <w:pPr>
+              <w:spacing w:line="240" w:lineRule="auto"/>
+              <w:jc w:val="center"/>
+              <w:rPr>
+                <w:sz w:val="18"/>
+                <w:szCs w:val="18"/>
+              </w:rPr>
+            </w:pPr>
+            <w:r>
+              <w:rPr>
+                <w:color w:val="000000"/>
+                <w:sz w:val="18"/>
+                <w:szCs w:val="18"/>
+              </w:rPr>
+              <w:t>30,676.1 (4,532.6 - 7,235,077)</w:t>
+            </w:r>
+          </w:p>
+        </w:tc>
+      </w:tr>
+      <w:tr>
+        <w:trPr>
+          <w:trHeight w:val="773"/>
+        </w:trPr>
+        <w:tc>
+          <w:tcPr>
+            <w:tcW w:w="1020" w:type="dxa"/>
+            <w:vAlign w:val="center"/>
+          </w:tcPr>
+          <w:p>
+            <w:pPr>
+              <w:spacing w:line="240" w:lineRule="auto"/>
+              <w:jc w:val="center"/>
+              <w:rPr>
+                <w:color w:val="000000"/>
+                <w:sz w:val="18"/>
+                <w:szCs w:val="18"/>
+              </w:rPr>
+            </w:pPr>
+            <w:r>
+              <w:rPr>
+                <w:color w:val="000000"/>
+                <w:sz w:val="18"/>
+                <w:szCs w:val="18"/>
+              </w:rPr>
+              <w:t>1</w:t>
+            </w:r>
+          </w:p>
+        </w:tc>
+        <w:tc>
+          <w:tcPr>
+            <w:tcW w:w="1020" w:type="dxa"/>
+            <w:tcBorders>
+              <w:top w:val="single" w:sz="4" w:space="0" w:color="auto"/>
+              <w:bottom w:val="single" w:sz="4" w:space="0" w:color="auto"/>
+            </w:tcBorders>
+            <w:vAlign w:val="center"/>
+          </w:tcPr>
+          <w:p>
+            <w:pPr>
+              <w:spacing w:line="240" w:lineRule="auto"/>
+              <w:jc w:val="center"/>
+              <w:rPr>
+                <w:color w:val="000000"/>
+                <w:sz w:val="18"/>
+                <w:szCs w:val="18"/>
+              </w:rPr>
+            </w:pPr>
+            <w:r>
+              <w:rPr>
+                <w:color w:val="000000"/>
+                <w:sz w:val="18"/>
+                <w:szCs w:val="18"/>
+              </w:rPr>
+              <w:t>50</w:t>
+            </w:r>
+          </w:p>
+        </w:tc>
+        <w:tc>
+          <w:tcPr>
+            <w:tcW w:w="1020" w:type="dxa"/>
+            <w:tcBorders>
+              <w:top w:val="single" w:sz="4" w:space="0" w:color="auto"/>
+              <w:left w:val="nil"/>
+              <w:bottom w:val="single" w:sz="4" w:space="0" w:color="auto"/>
+              <w:right w:val="single" w:sz="4" w:space="0" w:color="auto"/>
+            </w:tcBorders>
+            <w:vAlign w:val="center"/>
+          </w:tcPr>
+          <w:p>
+            <w:pPr>
+              <w:spacing w:line="240" w:lineRule="auto"/>
+              <w:jc w:val="center"/>
+              <w:rPr>
+                <w:color w:val="000000"/>
+                <w:sz w:val="18"/>
+                <w:szCs w:val="18"/>
+              </w:rPr>
+            </w:pPr>
+            <w:r>
+              <w:rPr>
+                <w:color w:val="000000"/>
+                <w:sz w:val="18"/>
+                <w:szCs w:val="18"/>
+              </w:rPr>
+              <w:t>1,008 (84.6%)</w:t>
+            </w:r>
+          </w:p>
+        </w:tc>
+        <w:tc>
+          <w:tcPr>
+            <w:tcW w:w="1050" w:type="dxa"/>
+            <w:tcBorders>
+              <w:top w:val="single" w:sz="4" w:space="0" w:color="auto"/>
+              <w:left w:val="single" w:sz="4" w:space="0" w:color="auto"/>
+              <w:bottom w:val="single" w:sz="4" w:space="0" w:color="auto"/>
+              <w:right w:val="single" w:sz="4" w:space="0" w:color="auto"/>
+            </w:tcBorders>
+            <w:vAlign w:val="center"/>
+          </w:tcPr>
+          <w:p>
+            <w:pPr>
+              <w:spacing w:line="240" w:lineRule="auto"/>
+              <w:jc w:val="center"/>
+              <w:rPr>
+                <w:sz w:val="18"/>
+                <w:szCs w:val="18"/>
+              </w:rPr>
+            </w:pPr>
+            <w:r>
+              <w:rPr>
+                <w:color w:val="000000"/>
+                <w:sz w:val="18"/>
+                <w:szCs w:val="18"/>
+              </w:rPr>
+              <w:t>43 (17.9 - 65.6)</w:t>
+            </w:r>
+          </w:p>
+        </w:tc>
+        <w:tc>
+          <w:tcPr>
+            <w:tcW w:w="1050" w:type="dxa"/>
+            <w:tcBorders>
+              <w:top w:val="single" w:sz="4" w:space="0" w:color="auto"/>
+              <w:left w:val="single" w:sz="4" w:space="0" w:color="auto"/>
+              <w:bottom w:val="single" w:sz="4" w:space="0" w:color="auto"/>
+              <w:right w:val="single" w:sz="4" w:space="0" w:color="auto"/>
+            </w:tcBorders>
+            <w:noWrap/>
+            <w:vAlign w:val="center"/>
+          </w:tcPr>
+          <w:p>
+            <w:pPr>
+              <w:spacing w:line="240" w:lineRule="auto"/>
+              <w:jc w:val="center"/>
+              <w:rPr>
+                <w:sz w:val="18"/>
+                <w:szCs w:val="18"/>
+              </w:rPr>
+            </w:pPr>
+            <w:r>
+              <w:rPr>
+                <w:color w:val="000000"/>
+                <w:sz w:val="18"/>
+                <w:szCs w:val="18"/>
+              </w:rPr>
+              <w:t>111 (24 - 361)</w:t>
+            </w:r>
+          </w:p>
+        </w:tc>
+        <w:tc>
+          <w:tcPr>
+            <w:tcW w:w="1050" w:type="dxa"/>
+            <w:tcBorders>
+              <w:top w:val="single" w:sz="4" w:space="0" w:color="auto"/>
+              <w:left w:val="single" w:sz="4" w:space="0" w:color="auto"/>
+              <w:bottom w:val="single" w:sz="4" w:space="0" w:color="auto"/>
+              <w:right w:val="single" w:sz="4" w:space="0" w:color="auto"/>
+            </w:tcBorders>
+            <w:noWrap/>
+            <w:vAlign w:val="center"/>
+          </w:tcPr>
+          <w:p>
+            <w:pPr>
+              <w:spacing w:line="240" w:lineRule="auto"/>
+              <w:jc w:val="center"/>
+              <w:rPr>
+                <w:sz w:val="18"/>
+                <w:szCs w:val="18"/>
+              </w:rPr>
+            </w:pPr>
+            <w:r>
+              <w:rPr>
+                <w:color w:val="000000"/>
+                <w:sz w:val="18"/>
+                <w:szCs w:val="18"/>
+              </w:rPr>
+              <w:t>21 (0 - 105)</w:t>
+            </w:r>
+          </w:p>
+        </w:tc>
+        <w:tc>
+          <w:tcPr>
+            <w:tcW w:w="1332" w:type="dxa"/>
+            <w:tcBorders>
+              <w:top w:val="single" w:sz="4" w:space="0" w:color="auto"/>
+              <w:left w:val="single" w:sz="4" w:space="0" w:color="auto"/>
+              <w:bottom w:val="single" w:sz="4" w:space="0" w:color="auto"/>
+              <w:right w:val="single" w:sz="4" w:space="0" w:color="auto"/>
+            </w:tcBorders>
+            <w:noWrap/>
+            <w:vAlign w:val="center"/>
+          </w:tcPr>
+          <w:p>
+            <w:pPr>
+              <w:spacing w:line="240" w:lineRule="auto"/>
+              <w:jc w:val="center"/>
+              <w:rPr>
+                <w:sz w:val="18"/>
+                <w:szCs w:val="18"/>
+              </w:rPr>
+            </w:pPr>
+            <w:r>
+              <w:rPr>
+                <w:color w:val="000000"/>
+                <w:sz w:val="18"/>
+                <w:szCs w:val="18"/>
+              </w:rPr>
+              <w:t>0.543 (0.11 - 2.348)</w:t>
+            </w:r>
+          </w:p>
+        </w:tc>
+        <w:tc>
+          <w:tcPr>
+            <w:tcW w:w="1332" w:type="dxa"/>
+            <w:tcBorders>
+              <w:top w:val="single" w:sz="4" w:space="0" w:color="auto"/>
+              <w:left w:val="single" w:sz="4" w:space="0" w:color="auto"/>
+              <w:bottom w:val="single" w:sz="4" w:space="0" w:color="auto"/>
+              <w:right w:val="single" w:sz="4" w:space="0" w:color="auto"/>
+            </w:tcBorders>
+            <w:noWrap/>
+            <w:vAlign w:val="center"/>
+          </w:tcPr>
+          <w:p>
+            <w:pPr>
+              <w:spacing w:line="240" w:lineRule="auto"/>
+              <w:jc w:val="center"/>
+              <w:rPr>
+                <w:sz w:val="18"/>
+                <w:szCs w:val="18"/>
+              </w:rPr>
+            </w:pPr>
+            <w:r>
+              <w:rPr>
+                <w:color w:val="000000"/>
+                <w:sz w:val="18"/>
+                <w:szCs w:val="18"/>
+              </w:rPr>
+              <w:t>0.049 (0 - 0.505)</w:t>
+            </w:r>
+          </w:p>
+        </w:tc>
+        <w:tc>
+          <w:tcPr>
+            <w:tcW w:w="1332" w:type="dxa"/>
+            <w:tcBorders>
+              <w:top w:val="single" w:sz="4" w:space="0" w:color="auto"/>
+              <w:left w:val="single" w:sz="4" w:space="0" w:color="auto"/>
+              <w:bottom w:val="single" w:sz="4" w:space="0" w:color="auto"/>
+              <w:right w:val="single" w:sz="4" w:space="0" w:color="auto"/>
+            </w:tcBorders>
+            <w:noWrap/>
+            <w:vAlign w:val="center"/>
+          </w:tcPr>
+          <w:p>
+            <w:pPr>
+              <w:spacing w:line="240" w:lineRule="auto"/>
+              <w:jc w:val="center"/>
+              <w:rPr>
+                <w:sz w:val="18"/>
+                <w:szCs w:val="18"/>
+              </w:rPr>
+            </w:pPr>
+            <w:r>
+              <w:rPr>
+                <w:color w:val="000000"/>
+                <w:sz w:val="18"/>
+                <w:szCs w:val="18"/>
+              </w:rPr>
+              <w:t>5,269.6 (1,031.6 - 22,860)</w:t>
+            </w:r>
+          </w:p>
+        </w:tc>
+        <w:tc>
+          <w:tcPr>
+            <w:tcW w:w="1332" w:type="dxa"/>
+            <w:tcBorders>
+              <w:top w:val="single" w:sz="4" w:space="0" w:color="auto"/>
+              <w:left w:val="single" w:sz="4" w:space="0" w:color="auto"/>
+              <w:bottom w:val="single" w:sz="4" w:space="0" w:color="auto"/>
+              <w:right w:val="single" w:sz="4" w:space="0" w:color="auto"/>
+            </w:tcBorders>
+            <w:noWrap/>
+            <w:vAlign w:val="center"/>
+          </w:tcPr>
+          <w:p>
+            <w:pPr>
+              <w:spacing w:line="240" w:lineRule="auto"/>
+              <w:jc w:val="center"/>
+              <w:rPr>
+                <w:sz w:val="18"/>
+                <w:szCs w:val="18"/>
+              </w:rPr>
+            </w:pPr>
+            <w:r>
+              <w:rPr>
+                <w:color w:val="000000"/>
+                <w:sz w:val="18"/>
+                <w:szCs w:val="18"/>
+              </w:rPr>
+              <w:t>38,239 (5,184.4 - 9,000,597)</w:t>
+            </w:r>
+          </w:p>
+        </w:tc>
+      </w:tr>
+      <w:tr>
+        <w:trPr>
+          <w:trHeight w:val="773"/>
+        </w:trPr>
+        <w:tc>
+          <w:tcPr>
+            <w:tcW w:w="1020" w:type="dxa"/>
+            <w:vAlign w:val="center"/>
+          </w:tcPr>
+          <w:p>
+            <w:pPr>
+              <w:spacing w:line="240" w:lineRule="auto"/>
+              <w:jc w:val="center"/>
+              <w:rPr>
+                <w:color w:val="000000"/>
+                <w:sz w:val="18"/>
+                <w:szCs w:val="18"/>
+              </w:rPr>
+            </w:pPr>
+            <w:r>
+              <w:rPr>
+                <w:color w:val="000000"/>
+                <w:sz w:val="18"/>
+                <w:szCs w:val="18"/>
+              </w:rPr>
+              <w:t>1</w:t>
+            </w:r>
+          </w:p>
+        </w:tc>
+        <w:tc>
+          <w:tcPr>
+            <w:tcW w:w="1020" w:type="dxa"/>
+            <w:tcBorders>
+              <w:top w:val="single" w:sz="4" w:space="0" w:color="auto"/>
+              <w:bottom w:val="single" w:sz="4" w:space="0" w:color="auto"/>
+            </w:tcBorders>
+            <w:vAlign w:val="center"/>
+          </w:tcPr>
+          <w:p>
+            <w:pPr>
+              <w:spacing w:line="240" w:lineRule="auto"/>
+              <w:jc w:val="center"/>
+              <w:rPr>
+                <w:color w:val="000000"/>
+                <w:sz w:val="18"/>
+                <w:szCs w:val="18"/>
+              </w:rPr>
+            </w:pPr>
+            <w:r>
+              <w:rPr>
+                <w:color w:val="000000"/>
+                <w:sz w:val="18"/>
+                <w:szCs w:val="18"/>
+              </w:rPr>
+              <w:t>1</w:t>
+            </w:r>
+            <w:r>
+              <w:rPr>
+                <w:rFonts w:hint="eastAsia"/>
+                <w:color w:val="000000"/>
+                <w:sz w:val="18"/>
+                <w:szCs w:val="18"/>
+              </w:rPr>
+              <w:t>4</w:t>
+            </w:r>
+            <w:r>
+              <w:rPr>
+                <w:color w:val="000000"/>
+                <w:sz w:val="18"/>
+                <w:szCs w:val="18"/>
+              </w:rPr>
+              <w:t>0</w:t>
+            </w:r>
+          </w:p>
+        </w:tc>
+        <w:tc>
+          <w:tcPr>
+            <w:tcW w:w="1020" w:type="dxa"/>
+            <w:tcBorders>
+              <w:top w:val="single" w:sz="4" w:space="0" w:color="auto"/>
+              <w:left w:val="nil"/>
+              <w:bottom w:val="single" w:sz="4" w:space="0" w:color="auto"/>
+              <w:right w:val="single" w:sz="4" w:space="0" w:color="auto"/>
+            </w:tcBorders>
+            <w:vAlign w:val="center"/>
+          </w:tcPr>
+          <w:p>
+            <w:pPr>
+              <w:spacing w:line="240" w:lineRule="auto"/>
+              <w:jc w:val="center"/>
+              <w:rPr>
+                <w:color w:val="000000"/>
+                <w:sz w:val="18"/>
+                <w:szCs w:val="18"/>
+              </w:rPr>
+            </w:pPr>
+            <w:r>
+              <w:rPr>
+                <w:color w:val="000000"/>
+                <w:sz w:val="18"/>
+                <w:szCs w:val="18"/>
+              </w:rPr>
+              <w:t>716 (60.1%)</w:t>
+            </w:r>
+          </w:p>
+        </w:tc>
+        <w:tc>
+          <w:tcPr>
+            <w:tcW w:w="1050" w:type="dxa"/>
+            <w:tcBorders>
+              <w:top w:val="single" w:sz="4" w:space="0" w:color="auto"/>
+              <w:left w:val="single" w:sz="4" w:space="0" w:color="auto"/>
+              <w:bottom w:val="single" w:sz="4" w:space="0" w:color="auto"/>
+              <w:right w:val="single" w:sz="4" w:space="0" w:color="auto"/>
+            </w:tcBorders>
+            <w:vAlign w:val="center"/>
+          </w:tcPr>
+          <w:p>
+            <w:pPr>
+              <w:spacing w:line="240" w:lineRule="auto"/>
+              <w:jc w:val="center"/>
+              <w:rPr>
+                <w:sz w:val="18"/>
+                <w:szCs w:val="18"/>
+              </w:rPr>
+            </w:pPr>
+            <w:r>
+              <w:rPr>
+                <w:color w:val="000000"/>
+                <w:sz w:val="18"/>
+                <w:szCs w:val="18"/>
+              </w:rPr>
+              <w:t>33.8 (13.2 - 57.2)</w:t>
+            </w:r>
+          </w:p>
+        </w:tc>
+        <w:tc>
+          <w:tcPr>
+            <w:tcW w:w="1050" w:type="dxa"/>
+            <w:tcBorders>
+              <w:top w:val="single" w:sz="4" w:space="0" w:color="auto"/>
+              <w:left w:val="single" w:sz="4" w:space="0" w:color="auto"/>
+              <w:bottom w:val="single" w:sz="4" w:space="0" w:color="auto"/>
+              <w:right w:val="single" w:sz="4" w:space="0" w:color="auto"/>
+            </w:tcBorders>
+            <w:noWrap/>
+            <w:vAlign w:val="center"/>
+          </w:tcPr>
+          <w:p>
+            <w:pPr>
+              <w:spacing w:line="240" w:lineRule="auto"/>
+              <w:jc w:val="center"/>
+              <w:rPr>
+                <w:sz w:val="18"/>
+                <w:szCs w:val="18"/>
+              </w:rPr>
+            </w:pPr>
+            <w:r>
+              <w:rPr>
+                <w:color w:val="000000"/>
+                <w:sz w:val="18"/>
+                <w:szCs w:val="18"/>
+              </w:rPr>
+              <w:t>142 (34 - 443)</w:t>
+            </w:r>
+          </w:p>
+        </w:tc>
+        <w:tc>
+          <w:tcPr>
+            <w:tcW w:w="1050" w:type="dxa"/>
+            <w:tcBorders>
+              <w:top w:val="single" w:sz="4" w:space="0" w:color="auto"/>
+              <w:left w:val="single" w:sz="4" w:space="0" w:color="auto"/>
+              <w:bottom w:val="single" w:sz="4" w:space="0" w:color="auto"/>
+              <w:right w:val="single" w:sz="4" w:space="0" w:color="auto"/>
+            </w:tcBorders>
+            <w:noWrap/>
+            <w:vAlign w:val="center"/>
+          </w:tcPr>
+          <w:p>
+            <w:pPr>
+              <w:spacing w:line="240" w:lineRule="auto"/>
+              <w:jc w:val="center"/>
+              <w:rPr>
+                <w:sz w:val="18"/>
+                <w:szCs w:val="18"/>
+              </w:rPr>
+            </w:pPr>
+            <w:r>
+              <w:rPr>
+                <w:color w:val="000000"/>
+                <w:sz w:val="18"/>
+                <w:szCs w:val="18"/>
+              </w:rPr>
+              <w:t>22 (0 - 115)</w:t>
+            </w:r>
+          </w:p>
+        </w:tc>
+        <w:tc>
+          <w:tcPr>
+            <w:tcW w:w="1332" w:type="dxa"/>
+            <w:tcBorders>
+              <w:top w:val="single" w:sz="4" w:space="0" w:color="auto"/>
+              <w:left w:val="single" w:sz="4" w:space="0" w:color="auto"/>
+              <w:bottom w:val="single" w:sz="4" w:space="0" w:color="auto"/>
+              <w:right w:val="single" w:sz="4" w:space="0" w:color="auto"/>
+            </w:tcBorders>
+            <w:noWrap/>
+            <w:vAlign w:val="center"/>
+          </w:tcPr>
+          <w:p>
+            <w:pPr>
+              <w:spacing w:line="240" w:lineRule="auto"/>
+              <w:jc w:val="center"/>
+              <w:rPr>
+                <w:sz w:val="18"/>
+                <w:szCs w:val="18"/>
+              </w:rPr>
+            </w:pPr>
+            <w:r>
+              <w:rPr>
+                <w:color w:val="000000"/>
+                <w:sz w:val="18"/>
+                <w:szCs w:val="18"/>
+              </w:rPr>
+              <w:t>0.679 (0.13 - 2.631)</w:t>
+            </w:r>
+          </w:p>
+        </w:tc>
+        <w:tc>
+          <w:tcPr>
+            <w:tcW w:w="1332" w:type="dxa"/>
+            <w:tcBorders>
+              <w:top w:val="single" w:sz="4" w:space="0" w:color="auto"/>
+              <w:left w:val="single" w:sz="4" w:space="0" w:color="auto"/>
+              <w:bottom w:val="single" w:sz="4" w:space="0" w:color="auto"/>
+              <w:right w:val="single" w:sz="4" w:space="0" w:color="auto"/>
+            </w:tcBorders>
+            <w:noWrap/>
+            <w:vAlign w:val="center"/>
+          </w:tcPr>
+          <w:p>
+            <w:pPr>
+              <w:spacing w:line="240" w:lineRule="auto"/>
+              <w:jc w:val="center"/>
+              <w:rPr>
+                <w:sz w:val="18"/>
+                <w:szCs w:val="18"/>
+              </w:rPr>
+            </w:pPr>
+            <w:r>
+              <w:rPr>
+                <w:color w:val="000000"/>
+                <w:sz w:val="18"/>
+                <w:szCs w:val="18"/>
+              </w:rPr>
+              <w:t>0.047 (0 - 0.507)</w:t>
+            </w:r>
+          </w:p>
+        </w:tc>
+        <w:tc>
+          <w:tcPr>
+            <w:tcW w:w="1332" w:type="dxa"/>
+            <w:tcBorders>
+              <w:top w:val="single" w:sz="4" w:space="0" w:color="auto"/>
+              <w:left w:val="single" w:sz="4" w:space="0" w:color="auto"/>
+              <w:bottom w:val="single" w:sz="4" w:space="0" w:color="auto"/>
+              <w:right w:val="single" w:sz="4" w:space="0" w:color="auto"/>
+            </w:tcBorders>
+            <w:noWrap/>
+            <w:vAlign w:val="center"/>
+          </w:tcPr>
+          <w:p>
+            <w:pPr>
+              <w:spacing w:line="240" w:lineRule="auto"/>
+              <w:jc w:val="center"/>
+              <w:rPr>
+                <w:sz w:val="18"/>
+                <w:szCs w:val="18"/>
+              </w:rPr>
+            </w:pPr>
+            <w:r>
+              <w:rPr>
+                <w:color w:val="000000"/>
+                <w:sz w:val="18"/>
+                <w:szCs w:val="18"/>
+              </w:rPr>
+              <w:t>4,231.5 (922.2 - 20,119.2)</w:t>
+            </w:r>
+          </w:p>
+        </w:tc>
+        <w:tc>
+          <w:tcPr>
+            <w:tcW w:w="1332" w:type="dxa"/>
+            <w:tcBorders>
+              <w:top w:val="single" w:sz="4" w:space="0" w:color="auto"/>
+              <w:left w:val="single" w:sz="4" w:space="0" w:color="auto"/>
+              <w:bottom w:val="single" w:sz="4" w:space="0" w:color="auto"/>
+              <w:right w:val="single" w:sz="4" w:space="0" w:color="auto"/>
+            </w:tcBorders>
+            <w:noWrap/>
+            <w:vAlign w:val="center"/>
+          </w:tcPr>
+          <w:p>
+            <w:pPr>
+              <w:spacing w:line="240" w:lineRule="auto"/>
+              <w:jc w:val="center"/>
+              <w:rPr>
+                <w:sz w:val="18"/>
+                <w:szCs w:val="18"/>
+              </w:rPr>
+            </w:pPr>
+            <w:r>
+              <w:rPr>
+                <w:color w:val="000000"/>
+                <w:sz w:val="18"/>
+                <w:szCs w:val="18"/>
+              </w:rPr>
+              <w:t>44,770 (5,250.1 - 6,439,389)</w:t>
+            </w:r>
+          </w:p>
+        </w:tc>
+      </w:tr>
+      <w:tr>
+        <w:trPr>
+          <w:trHeight w:val="773"/>
+        </w:trPr>
+        <w:tc>
+          <w:tcPr>
+            <w:tcW w:w="1020" w:type="dxa"/>
+            <w:vAlign w:val="center"/>
+          </w:tcPr>
+          <w:p>
+            <w:pPr>
+              <w:spacing w:line="240" w:lineRule="auto"/>
+              <w:jc w:val="center"/>
+              <w:rPr>
+                <w:color w:val="000000"/>
+                <w:sz w:val="18"/>
+                <w:szCs w:val="18"/>
+              </w:rPr>
+            </w:pPr>
+            <w:r>
+              <w:rPr>
+                <w:rFonts w:hint="eastAsia"/>
+                <w:color w:val="000000"/>
+                <w:sz w:val="18"/>
+                <w:szCs w:val="18"/>
+              </w:rPr>
+              <w:t>9</w:t>
+            </w:r>
+          </w:p>
+        </w:tc>
+        <w:tc>
+          <w:tcPr>
+            <w:tcW w:w="1020" w:type="dxa"/>
+            <w:tcBorders>
+              <w:top w:val="single" w:sz="4" w:space="0" w:color="auto"/>
+              <w:bottom w:val="single" w:sz="4" w:space="0" w:color="auto"/>
+            </w:tcBorders>
+            <w:vAlign w:val="center"/>
+          </w:tcPr>
+          <w:p>
+            <w:pPr>
+              <w:spacing w:line="240" w:lineRule="auto"/>
+              <w:jc w:val="center"/>
+              <w:rPr>
+                <w:color w:val="000000"/>
+                <w:sz w:val="18"/>
+                <w:szCs w:val="18"/>
+              </w:rPr>
+            </w:pPr>
+            <w:r>
+              <w:rPr>
+                <w:color w:val="000000"/>
+                <w:sz w:val="18"/>
+                <w:szCs w:val="18"/>
+              </w:rPr>
+              <w:t>1</w:t>
+            </w:r>
+          </w:p>
+        </w:tc>
+        <w:tc>
+          <w:tcPr>
+            <w:tcW w:w="1020" w:type="dxa"/>
+            <w:tcBorders>
+              <w:top w:val="single" w:sz="4" w:space="0" w:color="auto"/>
+              <w:left w:val="nil"/>
+              <w:bottom w:val="single" w:sz="4" w:space="0" w:color="auto"/>
+              <w:right w:val="single" w:sz="4" w:space="0" w:color="auto"/>
+            </w:tcBorders>
+            <w:vAlign w:val="center"/>
+          </w:tcPr>
+          <w:p>
+            <w:pPr>
+              <w:spacing w:line="240" w:lineRule="auto"/>
+              <w:jc w:val="center"/>
+              <w:rPr>
+                <w:color w:val="000000"/>
+                <w:sz w:val="18"/>
+                <w:szCs w:val="18"/>
+              </w:rPr>
+            </w:pPr>
+            <w:r>
+              <w:rPr>
+                <w:color w:val="000000"/>
+                <w:sz w:val="18"/>
+                <w:szCs w:val="18"/>
+              </w:rPr>
+              <w:t>1,015 (85.2%)</w:t>
+            </w:r>
+          </w:p>
+        </w:tc>
+        <w:tc>
+          <w:tcPr>
+            <w:tcW w:w="1050" w:type="dxa"/>
+            <w:tcBorders>
+              <w:top w:val="single" w:sz="4" w:space="0" w:color="auto"/>
+              <w:left w:val="single" w:sz="4" w:space="0" w:color="auto"/>
+              <w:bottom w:val="single" w:sz="4" w:space="0" w:color="auto"/>
+              <w:right w:val="single" w:sz="4" w:space="0" w:color="auto"/>
+            </w:tcBorders>
+            <w:vAlign w:val="center"/>
+          </w:tcPr>
+          <w:p>
+            <w:pPr>
+              <w:spacing w:line="240" w:lineRule="auto"/>
+              <w:jc w:val="center"/>
+              <w:rPr>
+                <w:sz w:val="18"/>
+                <w:szCs w:val="18"/>
+                <w:highlight w:val="yellow"/>
+              </w:rPr>
+            </w:pPr>
+            <w:r>
+              <w:rPr>
+                <w:color w:val="000000"/>
+                <w:sz w:val="18"/>
+                <w:szCs w:val="18"/>
+              </w:rPr>
+              <w:t>7.8 (0 - 29.5)</w:t>
+            </w:r>
+          </w:p>
+        </w:tc>
+        <w:tc>
+          <w:tcPr>
+            <w:tcW w:w="1050" w:type="dxa"/>
+            <w:tcBorders>
+              <w:top w:val="single" w:sz="4" w:space="0" w:color="auto"/>
+              <w:left w:val="single" w:sz="4" w:space="0" w:color="auto"/>
+              <w:bottom w:val="single" w:sz="4" w:space="0" w:color="auto"/>
+              <w:right w:val="single" w:sz="4" w:space="0" w:color="auto"/>
+            </w:tcBorders>
+            <w:noWrap/>
+            <w:vAlign w:val="center"/>
+          </w:tcPr>
+          <w:p>
+            <w:pPr>
+              <w:spacing w:line="240" w:lineRule="auto"/>
+              <w:jc w:val="center"/>
+              <w:rPr>
+                <w:sz w:val="18"/>
+                <w:szCs w:val="18"/>
+                <w:highlight w:val="yellow"/>
+              </w:rPr>
+            </w:pPr>
+            <w:r>
+              <w:rPr>
+                <w:color w:val="000000"/>
+                <w:sz w:val="18"/>
+                <w:szCs w:val="18"/>
+              </w:rPr>
+              <w:t>16 (0 - 112)</w:t>
+            </w:r>
+          </w:p>
+        </w:tc>
+        <w:tc>
+          <w:tcPr>
+            <w:tcW w:w="1050" w:type="dxa"/>
+            <w:tcBorders>
+              <w:top w:val="single" w:sz="4" w:space="0" w:color="auto"/>
+              <w:left w:val="single" w:sz="4" w:space="0" w:color="auto"/>
+              <w:bottom w:val="single" w:sz="4" w:space="0" w:color="auto"/>
+              <w:right w:val="single" w:sz="4" w:space="0" w:color="auto"/>
+            </w:tcBorders>
+            <w:noWrap/>
+            <w:vAlign w:val="center"/>
+          </w:tcPr>
+          <w:p>
+            <w:pPr>
+              <w:spacing w:line="240" w:lineRule="auto"/>
+              <w:jc w:val="center"/>
+              <w:rPr>
+                <w:sz w:val="18"/>
+                <w:szCs w:val="18"/>
+                <w:highlight w:val="yellow"/>
+              </w:rPr>
+            </w:pPr>
+            <w:r>
+              <w:rPr>
+                <w:color w:val="000000"/>
+                <w:sz w:val="18"/>
+                <w:szCs w:val="18"/>
+              </w:rPr>
+              <w:t>0 (0 - 23)</w:t>
+            </w:r>
+          </w:p>
+        </w:tc>
+        <w:tc>
+          <w:tcPr>
+            <w:tcW w:w="1332" w:type="dxa"/>
+            <w:tcBorders>
+              <w:top w:val="single" w:sz="4" w:space="0" w:color="auto"/>
+              <w:left w:val="single" w:sz="4" w:space="0" w:color="auto"/>
+              <w:bottom w:val="single" w:sz="4" w:space="0" w:color="auto"/>
+              <w:right w:val="single" w:sz="4" w:space="0" w:color="auto"/>
+            </w:tcBorders>
+            <w:noWrap/>
+            <w:vAlign w:val="center"/>
+          </w:tcPr>
+          <w:p>
+            <w:pPr>
+              <w:spacing w:line="240" w:lineRule="auto"/>
+              <w:jc w:val="center"/>
+              <w:rPr>
+                <w:sz w:val="18"/>
+                <w:szCs w:val="18"/>
+                <w:highlight w:val="yellow"/>
+              </w:rPr>
+            </w:pPr>
+            <w:r>
+              <w:rPr>
+                <w:color w:val="000000"/>
+                <w:sz w:val="18"/>
+                <w:szCs w:val="18"/>
+              </w:rPr>
+              <w:t>0.086 (0 - 0.659)</w:t>
+            </w:r>
+          </w:p>
+        </w:tc>
+        <w:tc>
+          <w:tcPr>
+            <w:tcW w:w="1332" w:type="dxa"/>
+            <w:tcBorders>
+              <w:top w:val="single" w:sz="4" w:space="0" w:color="auto"/>
+              <w:left w:val="single" w:sz="4" w:space="0" w:color="auto"/>
+              <w:bottom w:val="single" w:sz="4" w:space="0" w:color="auto"/>
+              <w:right w:val="single" w:sz="4" w:space="0" w:color="auto"/>
+            </w:tcBorders>
+            <w:noWrap/>
+            <w:vAlign w:val="center"/>
+          </w:tcPr>
+          <w:p>
+            <w:pPr>
+              <w:spacing w:line="240" w:lineRule="auto"/>
+              <w:jc w:val="center"/>
+              <w:rPr>
+                <w:sz w:val="18"/>
+                <w:szCs w:val="18"/>
+                <w:highlight w:val="yellow"/>
+              </w:rPr>
+            </w:pPr>
+            <w:r>
+              <w:rPr>
+                <w:color w:val="000000"/>
+                <w:sz w:val="18"/>
+                <w:szCs w:val="18"/>
+              </w:rPr>
+              <w:t>0 (0 - 0.122)</w:t>
+            </w:r>
+          </w:p>
+        </w:tc>
+        <w:tc>
+          <w:tcPr>
+            <w:tcW w:w="1332" w:type="dxa"/>
+            <w:tcBorders>
+              <w:top w:val="single" w:sz="4" w:space="0" w:color="auto"/>
+              <w:left w:val="single" w:sz="4" w:space="0" w:color="auto"/>
+              <w:bottom w:val="single" w:sz="4" w:space="0" w:color="auto"/>
+              <w:right w:val="single" w:sz="4" w:space="0" w:color="auto"/>
+            </w:tcBorders>
+            <w:noWrap/>
+            <w:vAlign w:val="center"/>
+          </w:tcPr>
+          <w:p>
+            <w:pPr>
+              <w:spacing w:line="240" w:lineRule="auto"/>
+              <w:jc w:val="center"/>
+              <w:rPr>
+                <w:sz w:val="18"/>
+                <w:szCs w:val="18"/>
+                <w:highlight w:val="yellow"/>
+              </w:rPr>
+            </w:pPr>
+            <w:r>
+              <w:rPr>
+                <w:color w:val="000000"/>
+                <w:sz w:val="18"/>
+                <w:szCs w:val="18"/>
+              </w:rPr>
+              <w:t>13,073.7 (2,572.8 - 60,159.3)</w:t>
+            </w:r>
+          </w:p>
+        </w:tc>
+        <w:tc>
+          <w:tcPr>
+            <w:tcW w:w="1332" w:type="dxa"/>
+            <w:tcBorders>
+              <w:top w:val="single" w:sz="4" w:space="0" w:color="auto"/>
+              <w:left w:val="single" w:sz="4" w:space="0" w:color="auto"/>
+              <w:bottom w:val="single" w:sz="4" w:space="0" w:color="auto"/>
+              <w:right w:val="single" w:sz="4" w:space="0" w:color="auto"/>
+            </w:tcBorders>
+            <w:noWrap/>
+            <w:vAlign w:val="center"/>
+          </w:tcPr>
+          <w:p>
+            <w:pPr>
+              <w:spacing w:line="240" w:lineRule="auto"/>
+              <w:jc w:val="center"/>
+              <w:rPr>
+                <w:sz w:val="18"/>
+                <w:szCs w:val="18"/>
+                <w:highlight w:val="yellow"/>
+              </w:rPr>
+            </w:pPr>
+            <w:r>
+              <w:rPr>
+                <w:color w:val="000000"/>
+                <w:sz w:val="18"/>
+                <w:szCs w:val="18"/>
+              </w:rPr>
+              <w:t>1,730,823 (11,804.8 - 40,288,062)</w:t>
+            </w:r>
+          </w:p>
+        </w:tc>
+      </w:tr>
+      <w:tr>
+        <w:trPr>
+          <w:trHeight w:val="773"/>
+        </w:trPr>
+        <w:tc>
+          <w:tcPr>
+            <w:tcW w:w="1020" w:type="dxa"/>
+            <w:vAlign w:val="center"/>
+          </w:tcPr>
+          <w:p>
+            <w:pPr>
+              <w:spacing w:line="240" w:lineRule="auto"/>
+              <w:jc w:val="center"/>
+              <w:rPr>
+                <w:color w:val="000000"/>
+                <w:sz w:val="18"/>
+                <w:szCs w:val="18"/>
+              </w:rPr>
+            </w:pPr>
+            <w:r>
+              <w:rPr>
+                <w:rFonts w:hint="eastAsia"/>
+                <w:color w:val="000000"/>
+                <w:sz w:val="18"/>
+                <w:szCs w:val="18"/>
+              </w:rPr>
+              <w:t>9</w:t>
+            </w:r>
+          </w:p>
+        </w:tc>
+        <w:tc>
+          <w:tcPr>
+            <w:tcW w:w="1020" w:type="dxa"/>
+            <w:tcBorders>
+              <w:top w:val="single" w:sz="4" w:space="0" w:color="auto"/>
+              <w:bottom w:val="single" w:sz="4" w:space="0" w:color="auto"/>
+            </w:tcBorders>
+            <w:vAlign w:val="center"/>
+          </w:tcPr>
+          <w:p>
+            <w:pPr>
+              <w:spacing w:line="240" w:lineRule="auto"/>
+              <w:jc w:val="center"/>
+              <w:rPr>
+                <w:color w:val="000000"/>
+                <w:sz w:val="18"/>
+                <w:szCs w:val="18"/>
+              </w:rPr>
+            </w:pPr>
+            <w:r>
+              <w:rPr>
+                <w:color w:val="000000"/>
+                <w:sz w:val="18"/>
+                <w:szCs w:val="18"/>
+              </w:rPr>
+              <w:t>10</w:t>
+            </w:r>
+          </w:p>
+        </w:tc>
+        <w:tc>
+          <w:tcPr>
+            <w:tcW w:w="1020" w:type="dxa"/>
+            <w:tcBorders>
+              <w:top w:val="single" w:sz="4" w:space="0" w:color="auto"/>
+              <w:left w:val="nil"/>
+              <w:bottom w:val="single" w:sz="4" w:space="0" w:color="auto"/>
+              <w:right w:val="single" w:sz="4" w:space="0" w:color="auto"/>
+            </w:tcBorders>
+            <w:vAlign w:val="center"/>
+          </w:tcPr>
+          <w:p>
+            <w:pPr>
+              <w:spacing w:line="240" w:lineRule="auto"/>
+              <w:jc w:val="center"/>
+              <w:rPr>
+                <w:color w:val="000000"/>
+                <w:sz w:val="18"/>
+                <w:szCs w:val="18"/>
+              </w:rPr>
+            </w:pPr>
+            <w:r>
+              <w:rPr>
+                <w:color w:val="000000"/>
+                <w:sz w:val="18"/>
+                <w:szCs w:val="18"/>
+              </w:rPr>
+              <w:t>963 (80.8%)</w:t>
+            </w:r>
+          </w:p>
+        </w:tc>
+        <w:tc>
+          <w:tcPr>
+            <w:tcW w:w="1050" w:type="dxa"/>
+            <w:tcBorders>
+              <w:top w:val="single" w:sz="4" w:space="0" w:color="auto"/>
+              <w:left w:val="single" w:sz="4" w:space="0" w:color="auto"/>
+              <w:bottom w:val="single" w:sz="4" w:space="0" w:color="auto"/>
+              <w:right w:val="single" w:sz="4" w:space="0" w:color="auto"/>
+            </w:tcBorders>
+            <w:vAlign w:val="center"/>
+          </w:tcPr>
+          <w:p>
+            <w:pPr>
+              <w:spacing w:line="240" w:lineRule="auto"/>
+              <w:jc w:val="center"/>
+              <w:rPr>
+                <w:sz w:val="18"/>
+                <w:szCs w:val="18"/>
+                <w:highlight w:val="yellow"/>
+              </w:rPr>
+            </w:pPr>
+            <w:r>
+              <w:rPr>
+                <w:color w:val="000000"/>
+                <w:sz w:val="18"/>
+                <w:szCs w:val="18"/>
+              </w:rPr>
+              <w:t>6.4 (0 - 27.2)</w:t>
+            </w:r>
+          </w:p>
+        </w:tc>
+        <w:tc>
+          <w:tcPr>
+            <w:tcW w:w="1050" w:type="dxa"/>
+            <w:tcBorders>
+              <w:top w:val="single" w:sz="4" w:space="0" w:color="auto"/>
+              <w:left w:val="single" w:sz="4" w:space="0" w:color="auto"/>
+              <w:bottom w:val="single" w:sz="4" w:space="0" w:color="auto"/>
+              <w:right w:val="single" w:sz="4" w:space="0" w:color="auto"/>
+            </w:tcBorders>
+            <w:noWrap/>
+            <w:vAlign w:val="center"/>
+          </w:tcPr>
+          <w:p>
+            <w:pPr>
+              <w:spacing w:line="240" w:lineRule="auto"/>
+              <w:jc w:val="center"/>
+              <w:rPr>
+                <w:sz w:val="18"/>
+                <w:szCs w:val="18"/>
+                <w:highlight w:val="yellow"/>
+              </w:rPr>
+            </w:pPr>
+            <w:r>
+              <w:rPr>
+                <w:color w:val="000000"/>
+                <w:sz w:val="18"/>
+                <w:szCs w:val="18"/>
+              </w:rPr>
+              <w:t>16 (0 - 116)</w:t>
+            </w:r>
+          </w:p>
+        </w:tc>
+        <w:tc>
+          <w:tcPr>
+            <w:tcW w:w="1050" w:type="dxa"/>
+            <w:tcBorders>
+              <w:top w:val="single" w:sz="4" w:space="0" w:color="auto"/>
+              <w:left w:val="single" w:sz="4" w:space="0" w:color="auto"/>
+              <w:bottom w:val="single" w:sz="4" w:space="0" w:color="auto"/>
+              <w:right w:val="single" w:sz="4" w:space="0" w:color="auto"/>
+            </w:tcBorders>
+            <w:noWrap/>
+            <w:vAlign w:val="center"/>
+          </w:tcPr>
+          <w:p>
+            <w:pPr>
+              <w:spacing w:line="240" w:lineRule="auto"/>
+              <w:jc w:val="center"/>
+              <w:rPr>
+                <w:sz w:val="18"/>
+                <w:szCs w:val="18"/>
+                <w:highlight w:val="yellow"/>
+              </w:rPr>
+            </w:pPr>
+            <w:r>
+              <w:rPr>
+                <w:color w:val="000000"/>
+                <w:sz w:val="18"/>
+                <w:szCs w:val="18"/>
+              </w:rPr>
+              <w:t>0 (0 - 23)</w:t>
+            </w:r>
+          </w:p>
+        </w:tc>
+        <w:tc>
+          <w:tcPr>
+            <w:tcW w:w="1332" w:type="dxa"/>
+            <w:tcBorders>
+              <w:top w:val="single" w:sz="4" w:space="0" w:color="auto"/>
+              <w:left w:val="single" w:sz="4" w:space="0" w:color="auto"/>
+              <w:bottom w:val="single" w:sz="4" w:space="0" w:color="auto"/>
+              <w:right w:val="single" w:sz="4" w:space="0" w:color="auto"/>
+            </w:tcBorders>
+            <w:noWrap/>
+            <w:vAlign w:val="center"/>
+          </w:tcPr>
+          <w:p>
+            <w:pPr>
+              <w:spacing w:line="240" w:lineRule="auto"/>
+              <w:jc w:val="center"/>
+              <w:rPr>
+                <w:sz w:val="18"/>
+                <w:szCs w:val="18"/>
+                <w:highlight w:val="yellow"/>
+              </w:rPr>
+            </w:pPr>
+            <w:r>
+              <w:rPr>
+                <w:color w:val="000000"/>
+                <w:sz w:val="18"/>
+                <w:szCs w:val="18"/>
+              </w:rPr>
+              <w:t>0.08 (0 - 0.677)</w:t>
+            </w:r>
+          </w:p>
+        </w:tc>
+        <w:tc>
+          <w:tcPr>
+            <w:tcW w:w="1332" w:type="dxa"/>
+            <w:tcBorders>
+              <w:top w:val="single" w:sz="4" w:space="0" w:color="auto"/>
+              <w:left w:val="single" w:sz="4" w:space="0" w:color="auto"/>
+              <w:bottom w:val="single" w:sz="4" w:space="0" w:color="auto"/>
+              <w:right w:val="single" w:sz="4" w:space="0" w:color="auto"/>
+            </w:tcBorders>
+            <w:noWrap/>
+            <w:vAlign w:val="center"/>
+          </w:tcPr>
+          <w:p>
+            <w:pPr>
+              <w:spacing w:line="240" w:lineRule="auto"/>
+              <w:jc w:val="center"/>
+              <w:rPr>
+                <w:sz w:val="18"/>
+                <w:szCs w:val="18"/>
+                <w:highlight w:val="yellow"/>
+              </w:rPr>
+            </w:pPr>
+            <w:r>
+              <w:rPr>
+                <w:color w:val="000000"/>
+                <w:sz w:val="18"/>
+                <w:szCs w:val="18"/>
+              </w:rPr>
+              <w:t>0 (0 - 0.116)</w:t>
+            </w:r>
+          </w:p>
+        </w:tc>
+        <w:tc>
+          <w:tcPr>
+            <w:tcW w:w="1332" w:type="dxa"/>
+            <w:tcBorders>
+              <w:top w:val="single" w:sz="4" w:space="0" w:color="auto"/>
+              <w:left w:val="single" w:sz="4" w:space="0" w:color="auto"/>
+              <w:bottom w:val="single" w:sz="4" w:space="0" w:color="auto"/>
+              <w:right w:val="single" w:sz="4" w:space="0" w:color="auto"/>
+            </w:tcBorders>
+            <w:noWrap/>
+            <w:vAlign w:val="center"/>
+          </w:tcPr>
+          <w:p>
+            <w:pPr>
+              <w:spacing w:line="240" w:lineRule="auto"/>
+              <w:jc w:val="center"/>
+              <w:rPr>
+                <w:sz w:val="18"/>
+                <w:szCs w:val="18"/>
+                <w:highlight w:val="yellow"/>
+              </w:rPr>
+            </w:pPr>
+            <w:r>
+              <w:rPr>
+                <w:color w:val="000000"/>
+                <w:sz w:val="18"/>
+                <w:szCs w:val="18"/>
+              </w:rPr>
+              <w:t>12,501.8 (2,564.2 - 61,947.2)</w:t>
+            </w:r>
+          </w:p>
+        </w:tc>
+        <w:tc>
+          <w:tcPr>
+            <w:tcW w:w="1332" w:type="dxa"/>
+            <w:tcBorders>
+              <w:top w:val="single" w:sz="4" w:space="0" w:color="auto"/>
+              <w:left w:val="single" w:sz="4" w:space="0" w:color="auto"/>
+              <w:bottom w:val="single" w:sz="4" w:space="0" w:color="auto"/>
+              <w:right w:val="single" w:sz="4" w:space="0" w:color="auto"/>
+            </w:tcBorders>
+            <w:noWrap/>
+            <w:vAlign w:val="center"/>
+          </w:tcPr>
+          <w:p>
+            <w:pPr>
+              <w:spacing w:line="240" w:lineRule="auto"/>
+              <w:jc w:val="center"/>
+              <w:rPr>
+                <w:sz w:val="18"/>
+                <w:szCs w:val="18"/>
+                <w:highlight w:val="yellow"/>
+              </w:rPr>
+            </w:pPr>
+            <w:r>
+              <w:rPr>
+                <w:color w:val="000000"/>
+                <w:sz w:val="18"/>
+                <w:szCs w:val="18"/>
+              </w:rPr>
+              <w:t>1,632,765 (12,023.6 - 42,082,255)</w:t>
+            </w:r>
+          </w:p>
+        </w:tc>
+      </w:tr>
+      <w:tr>
+        <w:trPr>
+          <w:trHeight w:val="773"/>
+        </w:trPr>
+        <w:tc>
+          <w:tcPr>
+            <w:tcW w:w="1020" w:type="dxa"/>
+            <w:vAlign w:val="center"/>
+          </w:tcPr>
+          <w:p>
+            <w:pPr>
+              <w:spacing w:line="240" w:lineRule="auto"/>
+              <w:jc w:val="center"/>
+              <w:rPr>
+                <w:color w:val="000000"/>
+                <w:sz w:val="18"/>
+                <w:szCs w:val="18"/>
+              </w:rPr>
+            </w:pPr>
+            <w:r>
+              <w:rPr>
+                <w:rFonts w:hint="eastAsia"/>
+                <w:color w:val="000000"/>
+                <w:sz w:val="18"/>
+                <w:szCs w:val="18"/>
+              </w:rPr>
+              <w:t>9</w:t>
+            </w:r>
+          </w:p>
+        </w:tc>
+        <w:tc>
+          <w:tcPr>
+            <w:tcW w:w="1020" w:type="dxa"/>
+            <w:tcBorders>
+              <w:top w:val="single" w:sz="4" w:space="0" w:color="auto"/>
+              <w:bottom w:val="single" w:sz="4" w:space="0" w:color="auto"/>
+            </w:tcBorders>
+            <w:vAlign w:val="center"/>
+          </w:tcPr>
+          <w:p>
+            <w:pPr>
+              <w:spacing w:line="240" w:lineRule="auto"/>
+              <w:jc w:val="center"/>
+              <w:rPr>
+                <w:color w:val="000000"/>
+                <w:sz w:val="18"/>
+                <w:szCs w:val="18"/>
+              </w:rPr>
+            </w:pPr>
+            <w:r>
+              <w:rPr>
+                <w:color w:val="000000"/>
+                <w:sz w:val="18"/>
+                <w:szCs w:val="18"/>
+              </w:rPr>
+              <w:t>50</w:t>
+            </w:r>
+          </w:p>
+        </w:tc>
+        <w:tc>
+          <w:tcPr>
+            <w:tcW w:w="1020" w:type="dxa"/>
+            <w:tcBorders>
+              <w:top w:val="single" w:sz="4" w:space="0" w:color="auto"/>
+              <w:left w:val="nil"/>
+              <w:bottom w:val="single" w:sz="4" w:space="0" w:color="auto"/>
+              <w:right w:val="single" w:sz="4" w:space="0" w:color="auto"/>
+            </w:tcBorders>
+            <w:vAlign w:val="center"/>
+          </w:tcPr>
+          <w:p>
+            <w:pPr>
+              <w:spacing w:line="240" w:lineRule="auto"/>
+              <w:jc w:val="center"/>
+              <w:rPr>
+                <w:color w:val="000000"/>
+                <w:sz w:val="18"/>
+                <w:szCs w:val="18"/>
+              </w:rPr>
+            </w:pPr>
+            <w:r>
+              <w:rPr>
+                <w:color w:val="000000"/>
+                <w:sz w:val="18"/>
+                <w:szCs w:val="18"/>
+              </w:rPr>
+              <w:t>795 (66.7%)</w:t>
+            </w:r>
+          </w:p>
+        </w:tc>
+        <w:tc>
+          <w:tcPr>
+            <w:tcW w:w="1050" w:type="dxa"/>
+            <w:tcBorders>
+              <w:top w:val="single" w:sz="4" w:space="0" w:color="auto"/>
+              <w:left w:val="single" w:sz="4" w:space="0" w:color="auto"/>
+              <w:bottom w:val="single" w:sz="4" w:space="0" w:color="auto"/>
+              <w:right w:val="single" w:sz="4" w:space="0" w:color="auto"/>
+            </w:tcBorders>
+            <w:vAlign w:val="center"/>
+          </w:tcPr>
+          <w:p>
+            <w:pPr>
+              <w:spacing w:line="240" w:lineRule="auto"/>
+              <w:jc w:val="center"/>
+              <w:rPr>
+                <w:sz w:val="18"/>
+                <w:szCs w:val="18"/>
+                <w:highlight w:val="yellow"/>
+              </w:rPr>
+            </w:pPr>
+            <w:r>
+              <w:rPr>
+                <w:color w:val="000000"/>
+                <w:sz w:val="18"/>
+                <w:szCs w:val="18"/>
+              </w:rPr>
+              <w:t>4.3 (0 - 22.4)</w:t>
+            </w:r>
+          </w:p>
+        </w:tc>
+        <w:tc>
+          <w:tcPr>
+            <w:tcW w:w="1050" w:type="dxa"/>
+            <w:tcBorders>
+              <w:top w:val="single" w:sz="4" w:space="0" w:color="auto"/>
+              <w:left w:val="single" w:sz="4" w:space="0" w:color="auto"/>
+              <w:bottom w:val="single" w:sz="4" w:space="0" w:color="auto"/>
+              <w:right w:val="single" w:sz="4" w:space="0" w:color="auto"/>
+            </w:tcBorders>
+            <w:noWrap/>
+            <w:vAlign w:val="center"/>
+          </w:tcPr>
+          <w:p>
+            <w:pPr>
+              <w:spacing w:line="240" w:lineRule="auto"/>
+              <w:jc w:val="center"/>
+              <w:rPr>
+                <w:sz w:val="18"/>
+                <w:szCs w:val="18"/>
+                <w:highlight w:val="yellow"/>
+              </w:rPr>
+            </w:pPr>
+            <w:r>
+              <w:rPr>
+                <w:color w:val="000000"/>
+                <w:sz w:val="18"/>
+                <w:szCs w:val="18"/>
+              </w:rPr>
+              <w:t>14 (0 - 126)</w:t>
+            </w:r>
+          </w:p>
+        </w:tc>
+        <w:tc>
+          <w:tcPr>
+            <w:tcW w:w="1050" w:type="dxa"/>
+            <w:tcBorders>
+              <w:top w:val="single" w:sz="4" w:space="0" w:color="auto"/>
+              <w:left w:val="single" w:sz="4" w:space="0" w:color="auto"/>
+              <w:bottom w:val="single" w:sz="4" w:space="0" w:color="auto"/>
+              <w:right w:val="single" w:sz="4" w:space="0" w:color="auto"/>
+            </w:tcBorders>
+            <w:noWrap/>
+            <w:vAlign w:val="center"/>
+          </w:tcPr>
+          <w:p>
+            <w:pPr>
+              <w:spacing w:line="240" w:lineRule="auto"/>
+              <w:jc w:val="center"/>
+              <w:rPr>
+                <w:sz w:val="18"/>
+                <w:szCs w:val="18"/>
+                <w:highlight w:val="yellow"/>
+              </w:rPr>
+            </w:pPr>
+            <w:r>
+              <w:rPr>
+                <w:color w:val="000000"/>
+                <w:sz w:val="18"/>
+                <w:szCs w:val="18"/>
+              </w:rPr>
+              <w:t>0 (0 - 23)</w:t>
+            </w:r>
+          </w:p>
+        </w:tc>
+        <w:tc>
+          <w:tcPr>
+            <w:tcW w:w="1332" w:type="dxa"/>
+            <w:tcBorders>
+              <w:top w:val="single" w:sz="4" w:space="0" w:color="auto"/>
+              <w:left w:val="single" w:sz="4" w:space="0" w:color="auto"/>
+              <w:bottom w:val="single" w:sz="4" w:space="0" w:color="auto"/>
+              <w:right w:val="single" w:sz="4" w:space="0" w:color="auto"/>
+            </w:tcBorders>
+            <w:noWrap/>
+            <w:vAlign w:val="center"/>
+          </w:tcPr>
+          <w:p>
+            <w:pPr>
+              <w:spacing w:line="240" w:lineRule="auto"/>
+              <w:jc w:val="center"/>
+              <w:rPr>
+                <w:sz w:val="18"/>
+                <w:szCs w:val="18"/>
+                <w:highlight w:val="yellow"/>
+              </w:rPr>
+            </w:pPr>
+            <w:r>
+              <w:rPr>
+                <w:color w:val="000000"/>
+                <w:sz w:val="18"/>
+                <w:szCs w:val="18"/>
+              </w:rPr>
+              <w:t>0.066 (0 - 0.659)</w:t>
+            </w:r>
+          </w:p>
+        </w:tc>
+        <w:tc>
+          <w:tcPr>
+            <w:tcW w:w="1332" w:type="dxa"/>
+            <w:tcBorders>
+              <w:top w:val="single" w:sz="4" w:space="0" w:color="auto"/>
+              <w:left w:val="single" w:sz="4" w:space="0" w:color="auto"/>
+              <w:bottom w:val="single" w:sz="4" w:space="0" w:color="auto"/>
+              <w:right w:val="single" w:sz="4" w:space="0" w:color="auto"/>
+            </w:tcBorders>
+            <w:noWrap/>
+            <w:vAlign w:val="center"/>
+          </w:tcPr>
+          <w:p>
+            <w:pPr>
+              <w:spacing w:line="240" w:lineRule="auto"/>
+              <w:jc w:val="center"/>
+              <w:rPr>
+                <w:sz w:val="18"/>
+                <w:szCs w:val="18"/>
+                <w:highlight w:val="yellow"/>
+              </w:rPr>
+            </w:pPr>
+            <w:r>
+              <w:rPr>
+                <w:color w:val="000000"/>
+                <w:sz w:val="18"/>
+                <w:szCs w:val="18"/>
+              </w:rPr>
+              <w:t>0 (0 - 0.1)</w:t>
+            </w:r>
+          </w:p>
+        </w:tc>
+        <w:tc>
+          <w:tcPr>
+            <w:tcW w:w="1332" w:type="dxa"/>
+            <w:tcBorders>
+              <w:top w:val="single" w:sz="4" w:space="0" w:color="auto"/>
+              <w:left w:val="single" w:sz="4" w:space="0" w:color="auto"/>
+              <w:bottom w:val="single" w:sz="4" w:space="0" w:color="auto"/>
+              <w:right w:val="single" w:sz="4" w:space="0" w:color="auto"/>
+            </w:tcBorders>
+            <w:noWrap/>
+            <w:vAlign w:val="center"/>
+          </w:tcPr>
+          <w:p>
+            <w:pPr>
+              <w:spacing w:line="240" w:lineRule="auto"/>
+              <w:jc w:val="center"/>
+              <w:rPr>
+                <w:sz w:val="18"/>
+                <w:szCs w:val="18"/>
+                <w:highlight w:val="yellow"/>
+              </w:rPr>
+            </w:pPr>
+            <w:r>
+              <w:rPr>
+                <w:color w:val="000000"/>
+                <w:sz w:val="18"/>
+                <w:szCs w:val="18"/>
+              </w:rPr>
+              <w:t>11,614.7 (2,308.9 - 67,551.6)</w:t>
+            </w:r>
+          </w:p>
+        </w:tc>
+        <w:tc>
+          <w:tcPr>
+            <w:tcW w:w="1332" w:type="dxa"/>
+            <w:tcBorders>
+              <w:top w:val="single" w:sz="4" w:space="0" w:color="auto"/>
+              <w:left w:val="single" w:sz="4" w:space="0" w:color="auto"/>
+              <w:bottom w:val="single" w:sz="4" w:space="0" w:color="auto"/>
+              <w:right w:val="single" w:sz="4" w:space="0" w:color="auto"/>
+            </w:tcBorders>
+            <w:noWrap/>
+            <w:vAlign w:val="center"/>
+          </w:tcPr>
+          <w:p>
+            <w:pPr>
+              <w:spacing w:line="240" w:lineRule="auto"/>
+              <w:jc w:val="center"/>
+              <w:rPr>
+                <w:sz w:val="18"/>
+                <w:szCs w:val="18"/>
+                <w:highlight w:val="yellow"/>
+              </w:rPr>
+            </w:pPr>
+            <w:r>
+              <w:rPr>
+                <w:color w:val="000000"/>
+                <w:sz w:val="18"/>
+                <w:szCs w:val="18"/>
+              </w:rPr>
+              <w:t>1,362,625 (11,581.8 - 40,088,644)</w:t>
+            </w:r>
+          </w:p>
+        </w:tc>
+      </w:tr>
+      <w:tr>
+        <w:trPr>
+          <w:trHeight w:val="638"/>
+        </w:trPr>
+        <w:tc>
+          <w:tcPr>
+            <w:tcW w:w="1020" w:type="dxa"/>
+            <w:vAlign w:val="center"/>
+          </w:tcPr>
+          <w:p>
+            <w:pPr>
+              <w:spacing w:line="240" w:lineRule="auto"/>
+              <w:jc w:val="center"/>
+              <w:rPr>
+                <w:color w:val="000000"/>
+                <w:sz w:val="18"/>
+                <w:szCs w:val="18"/>
+              </w:rPr>
+            </w:pPr>
+            <w:r>
+              <w:rPr>
+                <w:rFonts w:hint="eastAsia"/>
+                <w:color w:val="000000"/>
+                <w:sz w:val="18"/>
+                <w:szCs w:val="18"/>
+              </w:rPr>
+              <w:t>9</w:t>
+            </w:r>
+          </w:p>
+        </w:tc>
+        <w:tc>
+          <w:tcPr>
+            <w:tcW w:w="1020" w:type="dxa"/>
+            <w:tcBorders>
+              <w:top w:val="single" w:sz="4" w:space="0" w:color="auto"/>
+              <w:bottom w:val="single" w:sz="4" w:space="0" w:color="auto"/>
+            </w:tcBorders>
+            <w:vAlign w:val="center"/>
+          </w:tcPr>
+          <w:p>
+            <w:pPr>
+              <w:spacing w:line="240" w:lineRule="auto"/>
+              <w:jc w:val="center"/>
+              <w:rPr>
+                <w:color w:val="000000"/>
+                <w:sz w:val="18"/>
+                <w:szCs w:val="18"/>
+              </w:rPr>
+            </w:pPr>
+            <w:r>
+              <w:rPr>
+                <w:color w:val="000000"/>
+                <w:sz w:val="18"/>
+                <w:szCs w:val="18"/>
+              </w:rPr>
+              <w:t>1</w:t>
+            </w:r>
+            <w:r>
+              <w:rPr>
+                <w:rFonts w:hint="eastAsia"/>
+                <w:color w:val="000000"/>
+                <w:sz w:val="18"/>
+                <w:szCs w:val="18"/>
+              </w:rPr>
+              <w:t>40</w:t>
+            </w:r>
+          </w:p>
+        </w:tc>
+        <w:tc>
+          <w:tcPr>
+            <w:tcW w:w="1020" w:type="dxa"/>
+            <w:tcBorders>
+              <w:top w:val="single" w:sz="4" w:space="0" w:color="auto"/>
+              <w:left w:val="nil"/>
+              <w:bottom w:val="single" w:sz="4" w:space="0" w:color="auto"/>
+              <w:right w:val="single" w:sz="4" w:space="0" w:color="auto"/>
+            </w:tcBorders>
+            <w:vAlign w:val="center"/>
+          </w:tcPr>
+          <w:p>
+            <w:pPr>
+              <w:spacing w:line="240" w:lineRule="auto"/>
+              <w:jc w:val="center"/>
+              <w:rPr>
+                <w:color w:val="000000"/>
+                <w:sz w:val="18"/>
+                <w:szCs w:val="18"/>
+              </w:rPr>
+            </w:pPr>
+            <w:r>
+              <w:rPr>
+                <w:color w:val="000000"/>
+                <w:sz w:val="18"/>
+                <w:szCs w:val="18"/>
+              </w:rPr>
+              <w:t>573 (48.1%)</w:t>
+            </w:r>
+          </w:p>
+        </w:tc>
+        <w:tc>
+          <w:tcPr>
+            <w:tcW w:w="1050" w:type="dxa"/>
+            <w:tcBorders>
+              <w:top w:val="single" w:sz="4" w:space="0" w:color="auto"/>
+              <w:left w:val="single" w:sz="4" w:space="0" w:color="auto"/>
+              <w:bottom w:val="single" w:sz="4" w:space="0" w:color="auto"/>
+              <w:right w:val="single" w:sz="4" w:space="0" w:color="auto"/>
+            </w:tcBorders>
+            <w:vAlign w:val="center"/>
+          </w:tcPr>
+          <w:p>
+            <w:pPr>
+              <w:spacing w:line="240" w:lineRule="auto"/>
+              <w:jc w:val="center"/>
+              <w:rPr>
+                <w:sz w:val="18"/>
+                <w:szCs w:val="18"/>
+                <w:highlight w:val="yellow"/>
+              </w:rPr>
+            </w:pPr>
+            <w:r>
+              <w:rPr>
+                <w:color w:val="000000"/>
+                <w:sz w:val="18"/>
+                <w:szCs w:val="18"/>
+              </w:rPr>
+              <w:t>3.7 (0 - 18.4)</w:t>
+            </w:r>
+          </w:p>
+        </w:tc>
+        <w:tc>
+          <w:tcPr>
+            <w:tcW w:w="1050" w:type="dxa"/>
+            <w:tcBorders>
+              <w:top w:val="single" w:sz="4" w:space="0" w:color="auto"/>
+              <w:left w:val="single" w:sz="4" w:space="0" w:color="auto"/>
+              <w:bottom w:val="single" w:sz="4" w:space="0" w:color="auto"/>
+              <w:right w:val="single" w:sz="4" w:space="0" w:color="auto"/>
+            </w:tcBorders>
+            <w:noWrap/>
+            <w:vAlign w:val="center"/>
+          </w:tcPr>
+          <w:p>
+            <w:pPr>
+              <w:spacing w:line="240" w:lineRule="auto"/>
+              <w:jc w:val="center"/>
+              <w:rPr>
+                <w:sz w:val="18"/>
+                <w:szCs w:val="18"/>
+                <w:highlight w:val="yellow"/>
+              </w:rPr>
+            </w:pPr>
+            <w:r>
+              <w:rPr>
+                <w:color w:val="000000"/>
+                <w:sz w:val="18"/>
+                <w:szCs w:val="18"/>
+              </w:rPr>
+              <w:t>21 (0 - 148)</w:t>
+            </w:r>
+          </w:p>
+        </w:tc>
+        <w:tc>
+          <w:tcPr>
+            <w:tcW w:w="1050" w:type="dxa"/>
+            <w:tcBorders>
+              <w:top w:val="single" w:sz="4" w:space="0" w:color="auto"/>
+              <w:left w:val="single" w:sz="4" w:space="0" w:color="auto"/>
+              <w:bottom w:val="single" w:sz="4" w:space="0" w:color="auto"/>
+              <w:right w:val="single" w:sz="4" w:space="0" w:color="auto"/>
+            </w:tcBorders>
+            <w:noWrap/>
+            <w:vAlign w:val="center"/>
+          </w:tcPr>
+          <w:p>
+            <w:pPr>
+              <w:spacing w:line="240" w:lineRule="auto"/>
+              <w:jc w:val="center"/>
+              <w:rPr>
+                <w:sz w:val="18"/>
+                <w:szCs w:val="18"/>
+                <w:highlight w:val="yellow"/>
+              </w:rPr>
+            </w:pPr>
+            <w:r>
+              <w:rPr>
+                <w:color w:val="000000"/>
+                <w:sz w:val="18"/>
+                <w:szCs w:val="18"/>
+              </w:rPr>
+              <w:t>0 (0 - 24)</w:t>
+            </w:r>
+          </w:p>
+        </w:tc>
+        <w:tc>
+          <w:tcPr>
+            <w:tcW w:w="1332" w:type="dxa"/>
+            <w:tcBorders>
+              <w:top w:val="single" w:sz="4" w:space="0" w:color="auto"/>
+              <w:left w:val="single" w:sz="4" w:space="0" w:color="auto"/>
+              <w:bottom w:val="single" w:sz="4" w:space="0" w:color="auto"/>
+              <w:right w:val="single" w:sz="4" w:space="0" w:color="auto"/>
+            </w:tcBorders>
+            <w:noWrap/>
+            <w:vAlign w:val="center"/>
+          </w:tcPr>
+          <w:p>
+            <w:pPr>
+              <w:spacing w:line="240" w:lineRule="auto"/>
+              <w:jc w:val="center"/>
+              <w:rPr>
+                <w:sz w:val="18"/>
+                <w:szCs w:val="18"/>
+                <w:highlight w:val="yellow"/>
+              </w:rPr>
+            </w:pPr>
+            <w:r>
+              <w:rPr>
+                <w:color w:val="000000"/>
+                <w:sz w:val="18"/>
+                <w:szCs w:val="18"/>
+              </w:rPr>
+              <w:t>0.09 (0 - 0.744)</w:t>
+            </w:r>
+          </w:p>
+        </w:tc>
+        <w:tc>
+          <w:tcPr>
+            <w:tcW w:w="1332" w:type="dxa"/>
+            <w:tcBorders>
+              <w:top w:val="single" w:sz="4" w:space="0" w:color="auto"/>
+              <w:left w:val="single" w:sz="4" w:space="0" w:color="auto"/>
+              <w:bottom w:val="single" w:sz="4" w:space="0" w:color="auto"/>
+              <w:right w:val="single" w:sz="4" w:space="0" w:color="auto"/>
+            </w:tcBorders>
+            <w:noWrap/>
+            <w:vAlign w:val="center"/>
+          </w:tcPr>
+          <w:p>
+            <w:pPr>
+              <w:spacing w:line="240" w:lineRule="auto"/>
+              <w:jc w:val="center"/>
+              <w:rPr>
+                <w:sz w:val="18"/>
+                <w:szCs w:val="18"/>
+                <w:highlight w:val="yellow"/>
+              </w:rPr>
+            </w:pPr>
+            <w:r>
+              <w:rPr>
+                <w:color w:val="000000"/>
+                <w:sz w:val="18"/>
+                <w:szCs w:val="18"/>
+              </w:rPr>
+              <w:t>0 (0 - 0.107)</w:t>
+            </w:r>
+          </w:p>
+        </w:tc>
+        <w:tc>
+          <w:tcPr>
+            <w:tcW w:w="1332" w:type="dxa"/>
+            <w:tcBorders>
+              <w:top w:val="single" w:sz="4" w:space="0" w:color="auto"/>
+              <w:left w:val="single" w:sz="4" w:space="0" w:color="auto"/>
+              <w:bottom w:val="single" w:sz="4" w:space="0" w:color="auto"/>
+              <w:right w:val="single" w:sz="4" w:space="0" w:color="auto"/>
+            </w:tcBorders>
+            <w:noWrap/>
+            <w:vAlign w:val="center"/>
+          </w:tcPr>
+          <w:p>
+            <w:pPr>
+              <w:spacing w:line="240" w:lineRule="auto"/>
+              <w:jc w:val="center"/>
+              <w:rPr>
+                <w:sz w:val="18"/>
+                <w:szCs w:val="18"/>
+                <w:highlight w:val="yellow"/>
+              </w:rPr>
+            </w:pPr>
+            <w:r>
+              <w:rPr>
+                <w:color w:val="000000"/>
+                <w:sz w:val="18"/>
+                <w:szCs w:val="18"/>
+              </w:rPr>
+              <w:t>10,219.2 (1,998 - 48,208)</w:t>
+            </w:r>
+          </w:p>
+        </w:tc>
+        <w:tc>
+          <w:tcPr>
+            <w:tcW w:w="1332" w:type="dxa"/>
+            <w:tcBorders>
+              <w:top w:val="single" w:sz="4" w:space="0" w:color="auto"/>
+              <w:left w:val="single" w:sz="4" w:space="0" w:color="auto"/>
+              <w:bottom w:val="single" w:sz="4" w:space="0" w:color="auto"/>
+              <w:right w:val="single" w:sz="4" w:space="0" w:color="auto"/>
+            </w:tcBorders>
+            <w:noWrap/>
+            <w:vAlign w:val="center"/>
+          </w:tcPr>
+          <w:p>
+            <w:pPr>
+              <w:spacing w:line="240" w:lineRule="auto"/>
+              <w:jc w:val="center"/>
+              <w:rPr>
+                <w:sz w:val="18"/>
+                <w:szCs w:val="18"/>
+                <w:highlight w:val="yellow"/>
+              </w:rPr>
+            </w:pPr>
+            <w:r>
+              <w:rPr>
+                <w:color w:val="000000"/>
+                <w:sz w:val="18"/>
+                <w:szCs w:val="18"/>
+              </w:rPr>
+              <w:t>963,331.3 (10,357.1 - 29,151,154)</w:t>
+            </w:r>
+          </w:p>
+        </w:tc>
+      </w:tr>
+    </w:tbl>
     <w:p>
       <w:pPr>
         <w:rPr>
@@ -6798,7 +9835,7 @@
   <w:style w:type="paragraph" w:default="1" w:styleId="Normal">
     <w:name w:val="Normal"/>
     <w:qFormat/>
-    <w:rsid w:val="00262402"/>
+    <w:rsid w:val="00B5714A"/>
     <w:pPr>
       <w:spacing w:after="0" w:line="276" w:lineRule="auto"/>
     </w:pPr>
